--- a/lessons/5-6/downloads/reveal/teacher/5.6-homework-packet-level-1.docx
+++ b/lessons/5-6/downloads/reveal/teacher/5.6-homework-packet-level-1.docx
@@ -78,14 +78,15 @@
           <w:caps/>
           <w:color w:val="003A70"/>
           <w:spacing w:val="12"/>
-          <w:sz w:val="21"/>
+          <w:sz w:val="22"/>
           <w:szCs w:val="21"/>
         </w:rPr>
-        <w:t xml:space="preserve">Lesson 5-6  ·  Homework Packet  ·  Level 1  ·  Sheet 1 of 2</w:t>
+        <w:t xml:space="preserve">Lesson 5-6  ·  Homework Packet  ·  Supported  ·  Session 1 · pages 1–2</w:t>
       </w:r>
     </w:p>
     <w:p>
       <w:pPr>
+        <w:pStyle w:val="Heading1"/>
         <w:keepNext/>
         <w:spacing w:before="0" w:after="10" w:line="240" w:lineRule="auto"/>
       </w:pPr>
@@ -111,7 +112,7 @@
         <w:rPr>
           <w:rFonts w:ascii="Avenir Next" w:hAnsi="Avenir Next" w:cs="Avenir Next" w:eastAsia="Avenir Next"/>
           <w:color w:val="5A5F66"/>
-          <w:sz w:val="17"/>
+          <w:sz w:val="22"/>
           <w:szCs w:val="17"/>
         </w:rPr>
         <w:t xml:space="preserve">Maryland Standard 6.G.A.4   ·   Learning target — I can draw the net of a solid by unfolding its faces onto a flat surface.</w:t>
@@ -158,6 +159,7 @@
           </w:tcPr>
           <w:p>
             <w:pPr>
+              <w:pStyle w:val="Heading2"/>
               <w:spacing w:before="0" w:after="40" w:line="264" w:lineRule="auto"/>
             </w:pPr>
             <w:r>
@@ -185,63 +187,63 @@
                 <w:rFonts w:ascii="Avenir Next" w:hAnsi="Avenir Next" w:cs="Avenir Next" w:eastAsia="Avenir Next"/>
                 <w:b/>
                 <w:color w:val="003A70"/>
+                <w:sz w:val="22"/>
+                <w:szCs w:val="18"/>
+              </w:rPr>
+              <w:t xml:space="preserve">•</w:t>
+            </w:r>
+            <w:r>
+              <w:rPr>
+                <w:rFonts w:ascii="Avenir Next" w:hAnsi="Avenir Next" w:cs="Avenir Next" w:eastAsia="Avenir Next"/>
+                <w:color w:val="1A1A1A"/>
                 <w:sz w:val="18"/>
                 <w:szCs w:val="18"/>
               </w:rPr>
-              <w:t xml:space="preserve">•</w:t>
-            </w:r>
-            <w:r>
-              <w:rPr>
-                <w:rFonts w:ascii="Avenir Next" w:hAnsi="Avenir Next" w:cs="Avenir Next" w:eastAsia="Avenir Next"/>
-                <w:color w:val="1A1A1A"/>
-                <w:sz w:val="18"/>
+              <w:tab/>
+            </w:r>
+            <w:r>
+              <w:rPr>
+                <w:rFonts w:ascii="Avenir Next" w:hAnsi="Avenir Next" w:cs="Avenir Next" w:eastAsia="Avenir Next"/>
+                <w:color w:val="1A1A1A"/>
+                <w:sz w:val="22"/>
                 <w:szCs w:val="18"/>
               </w:rPr>
-              <w:tab/>
-            </w:r>
-            <w:r>
-              <w:rPr>
-                <w:rFonts w:ascii="Avenir Next" w:hAnsi="Avenir Next" w:cs="Avenir Next" w:eastAsia="Avenir Next"/>
-                <w:color w:val="1A1A1A"/>
-                <w:sz w:val="18"/>
+              <w:t xml:space="preserve">A </w:t>
+            </w:r>
+            <w:r>
+              <w:rPr>
+                <w:rFonts w:ascii="Avenir Next" w:hAnsi="Avenir Next" w:cs="Avenir Next" w:eastAsia="Avenir Next"/>
+                <w:b/>
+                <w:color w:val="1A1A1A"/>
+                <w:sz w:val="22"/>
                 <w:szCs w:val="18"/>
               </w:rPr>
-              <w:t xml:space="preserve">A </w:t>
+              <w:t xml:space="preserve">net</w:t>
+            </w:r>
+            <w:r>
+              <w:rPr>
+                <w:rFonts w:ascii="Avenir Next" w:hAnsi="Avenir Next" w:cs="Avenir Next" w:eastAsia="Avenir Next"/>
+                <w:color w:val="1A1A1A"/>
+                <w:sz w:val="22"/>
+                <w:szCs w:val="18"/>
+              </w:rPr>
+              <w:t xml:space="preserve"> is a flat pattern that folds into a solid. Each face appears </w:t>
             </w:r>
             <w:r>
               <w:rPr>
                 <w:rFonts w:ascii="Avenir Next" w:hAnsi="Avenir Next" w:cs="Avenir Next" w:eastAsia="Avenir Next"/>
                 <w:b/>
                 <w:color w:val="1A1A1A"/>
-                <w:sz w:val="18"/>
+                <w:sz w:val="22"/>
                 <w:szCs w:val="18"/>
               </w:rPr>
-              <w:t xml:space="preserve">net</w:t>
-            </w:r>
-            <w:r>
-              <w:rPr>
-                <w:rFonts w:ascii="Avenir Next" w:hAnsi="Avenir Next" w:cs="Avenir Next" w:eastAsia="Avenir Next"/>
-                <w:color w:val="1A1A1A"/>
-                <w:sz w:val="18"/>
-                <w:szCs w:val="18"/>
-              </w:rPr>
-              <w:t xml:space="preserve"> is a flat pattern that folds into a solid. Each face appears </w:t>
-            </w:r>
-            <w:r>
-              <w:rPr>
-                <w:rFonts w:ascii="Avenir Next" w:hAnsi="Avenir Next" w:cs="Avenir Next" w:eastAsia="Avenir Next"/>
-                <w:b/>
-                <w:color w:val="1A1A1A"/>
-                <w:sz w:val="18"/>
-                <w:szCs w:val="18"/>
-              </w:rPr>
               <w:t xml:space="preserve">once</w:t>
             </w:r>
             <w:r>
               <w:rPr>
                 <w:rFonts w:ascii="Avenir Next" w:hAnsi="Avenir Next" w:cs="Avenir Next" w:eastAsia="Avenir Next"/>
                 <w:color w:val="1A1A1A"/>
-                <w:sz w:val="18"/>
+                <w:sz w:val="22"/>
                 <w:szCs w:val="18"/>
               </w:rPr>
               <w:t xml:space="preserve">, with no overlaps.</w:t>
@@ -260,73 +262,73 @@
                 <w:rFonts w:ascii="Avenir Next" w:hAnsi="Avenir Next" w:cs="Avenir Next" w:eastAsia="Avenir Next"/>
                 <w:b/>
                 <w:color w:val="003A70"/>
+                <w:sz w:val="22"/>
+                <w:szCs w:val="18"/>
+              </w:rPr>
+              <w:t xml:space="preserve">•</w:t>
+            </w:r>
+            <w:r>
+              <w:rPr>
+                <w:rFonts w:ascii="Avenir Next" w:hAnsi="Avenir Next" w:cs="Avenir Next" w:eastAsia="Avenir Next"/>
+                <w:color w:val="1A1A1A"/>
                 <w:sz w:val="18"/>
                 <w:szCs w:val="18"/>
               </w:rPr>
-              <w:t xml:space="preserve">•</w:t>
-            </w:r>
-            <w:r>
-              <w:rPr>
-                <w:rFonts w:ascii="Avenir Next" w:hAnsi="Avenir Next" w:cs="Avenir Next" w:eastAsia="Avenir Next"/>
-                <w:color w:val="1A1A1A"/>
-                <w:sz w:val="18"/>
+              <w:tab/>
+            </w:r>
+            <w:r>
+              <w:rPr>
+                <w:rFonts w:ascii="Avenir Next" w:hAnsi="Avenir Next" w:cs="Avenir Next" w:eastAsia="Avenir Next"/>
+                <w:b/>
+                <w:color w:val="1A1A1A"/>
+                <w:sz w:val="22"/>
                 <w:szCs w:val="18"/>
               </w:rPr>
-              <w:tab/>
+              <w:t xml:space="preserve">Rectangular prism</w:t>
+            </w:r>
+            <w:r>
+              <w:rPr>
+                <w:rFonts w:ascii="Avenir Next" w:hAnsi="Avenir Next" w:cs="Avenir Next" w:eastAsia="Avenir Next"/>
+                <w:color w:val="1A1A1A"/>
+                <w:sz w:val="22"/>
+                <w:szCs w:val="18"/>
+              </w:rPr>
+              <w:t xml:space="preserve">: 6 rectangles. </w:t>
             </w:r>
             <w:r>
               <w:rPr>
                 <w:rFonts w:ascii="Avenir Next" w:hAnsi="Avenir Next" w:cs="Avenir Next" w:eastAsia="Avenir Next"/>
                 <w:b/>
                 <w:color w:val="1A1A1A"/>
-                <w:sz w:val="18"/>
+                <w:sz w:val="22"/>
                 <w:szCs w:val="18"/>
               </w:rPr>
-              <w:t xml:space="preserve">Rectangular prism</w:t>
-            </w:r>
-            <w:r>
-              <w:rPr>
-                <w:rFonts w:ascii="Avenir Next" w:hAnsi="Avenir Next" w:cs="Avenir Next" w:eastAsia="Avenir Next"/>
-                <w:color w:val="1A1A1A"/>
-                <w:sz w:val="18"/>
+              <w:t xml:space="preserve">Square pyramid</w:t>
+            </w:r>
+            <w:r>
+              <w:rPr>
+                <w:rFonts w:ascii="Avenir Next" w:hAnsi="Avenir Next" w:cs="Avenir Next" w:eastAsia="Avenir Next"/>
+                <w:color w:val="1A1A1A"/>
+                <w:sz w:val="22"/>
                 <w:szCs w:val="18"/>
               </w:rPr>
-              <w:t xml:space="preserve">: 6 rectangles. </w:t>
+              <w:t xml:space="preserve">: 1 square + 4 triangles. </w:t>
             </w:r>
             <w:r>
               <w:rPr>
                 <w:rFonts w:ascii="Avenir Next" w:hAnsi="Avenir Next" w:cs="Avenir Next" w:eastAsia="Avenir Next"/>
                 <w:b/>
                 <w:color w:val="1A1A1A"/>
-                <w:sz w:val="18"/>
+                <w:sz w:val="22"/>
                 <w:szCs w:val="18"/>
               </w:rPr>
-              <w:t xml:space="preserve">Square pyramid</w:t>
-            </w:r>
-            <w:r>
-              <w:rPr>
-                <w:rFonts w:ascii="Avenir Next" w:hAnsi="Avenir Next" w:cs="Avenir Next" w:eastAsia="Avenir Next"/>
-                <w:color w:val="1A1A1A"/>
-                <w:sz w:val="18"/>
-                <w:szCs w:val="18"/>
-              </w:rPr>
-              <w:t xml:space="preserve">: 1 square + 4 triangles. </w:t>
-            </w:r>
-            <w:r>
-              <w:rPr>
-                <w:rFonts w:ascii="Avenir Next" w:hAnsi="Avenir Next" w:cs="Avenir Next" w:eastAsia="Avenir Next"/>
-                <w:b/>
-                <w:color w:val="1A1A1A"/>
-                <w:sz w:val="18"/>
-                <w:szCs w:val="18"/>
-              </w:rPr>
               <w:t xml:space="preserve">Triangular prism</w:t>
             </w:r>
             <w:r>
               <w:rPr>
                 <w:rFonts w:ascii="Avenir Next" w:hAnsi="Avenir Next" w:cs="Avenir Next" w:eastAsia="Avenir Next"/>
                 <w:color w:val="1A1A1A"/>
-                <w:sz w:val="18"/>
+                <w:sz w:val="22"/>
                 <w:szCs w:val="18"/>
               </w:rPr>
               <w:t xml:space="preserve">: 2 triangles + 3 rectangles.</w:t>
@@ -341,6 +343,7 @@
           </w:tcPr>
           <w:p>
             <w:pPr>
+              <w:pStyle w:val="Heading2"/>
               <w:spacing w:before="0" w:after="40" w:line="264" w:lineRule="auto"/>
             </w:pPr>
             <w:r>
@@ -363,7 +366,7 @@
               <w:rPr>
                 <w:rFonts w:ascii="Avenir Next" w:hAnsi="Avenir Next" w:cs="Avenir Next" w:eastAsia="Avenir Next"/>
                 <w:color w:val="1A1A1A"/>
-                <w:sz w:val="17"/>
+                <w:sz w:val="22"/>
                 <w:szCs w:val="17"/>
               </w:rPr>
               <w:t xml:space="preserve">Plan a net for a box 5 cm × 3 cm × 2 cm.</w:t>
@@ -382,25 +385,25 @@
                 <w:rFonts w:ascii="Avenir Next" w:hAnsi="Avenir Next" w:cs="Avenir Next" w:eastAsia="Avenir Next"/>
                 <w:b/>
                 <w:color w:val="003A70"/>
+                <w:sz w:val="22"/>
+                <w:szCs w:val="17"/>
+              </w:rPr>
+              <w:t xml:space="preserve">Step 1</w:t>
+            </w:r>
+            <w:r>
+              <w:rPr>
+                <w:rFonts w:ascii="Avenir Next" w:hAnsi="Avenir Next" w:cs="Avenir Next" w:eastAsia="Avenir Next"/>
+                <w:color w:val="1A1A1A"/>
                 <w:sz w:val="17"/>
                 <w:szCs w:val="17"/>
               </w:rPr>
-              <w:t xml:space="preserve">Step 1</w:t>
-            </w:r>
-            <w:r>
-              <w:rPr>
-                <w:rFonts w:ascii="Avenir Next" w:hAnsi="Avenir Next" w:cs="Avenir Next" w:eastAsia="Avenir Next"/>
-                <w:color w:val="1A1A1A"/>
-                <w:sz w:val="17"/>
-                <w:szCs w:val="17"/>
-              </w:rPr>
               <w:tab/>
             </w:r>
             <w:r>
               <w:rPr>
                 <w:rFonts w:ascii="Avenir Next" w:hAnsi="Avenir Next" w:cs="Avenir Next" w:eastAsia="Avenir Next"/>
                 <w:color w:val="1A1A1A"/>
-                <w:sz w:val="17"/>
+                <w:sz w:val="22"/>
                 <w:szCs w:val="17"/>
               </w:rPr>
               <w:t xml:space="preserve">Faces come in pairs: 5 × 3, 5 × 2, 3 × 2</w:t>
@@ -419,25 +422,25 @@
                 <w:rFonts w:ascii="Avenir Next" w:hAnsi="Avenir Next" w:cs="Avenir Next" w:eastAsia="Avenir Next"/>
                 <w:b/>
                 <w:color w:val="003A70"/>
+                <w:sz w:val="22"/>
+                <w:szCs w:val="17"/>
+              </w:rPr>
+              <w:t xml:space="preserve">Step 2</w:t>
+            </w:r>
+            <w:r>
+              <w:rPr>
+                <w:rFonts w:ascii="Avenir Next" w:hAnsi="Avenir Next" w:cs="Avenir Next" w:eastAsia="Avenir Next"/>
+                <w:color w:val="1A1A1A"/>
                 <w:sz w:val="17"/>
                 <w:szCs w:val="17"/>
               </w:rPr>
-              <w:t xml:space="preserve">Step 2</w:t>
-            </w:r>
-            <w:r>
-              <w:rPr>
-                <w:rFonts w:ascii="Avenir Next" w:hAnsi="Avenir Next" w:cs="Avenir Next" w:eastAsia="Avenir Next"/>
-                <w:color w:val="1A1A1A"/>
-                <w:sz w:val="17"/>
-                <w:szCs w:val="17"/>
-              </w:rPr>
               <w:tab/>
             </w:r>
             <w:r>
               <w:rPr>
                 <w:rFonts w:ascii="Avenir Next" w:hAnsi="Avenir Next" w:cs="Avenir Next" w:eastAsia="Avenir Next"/>
                 <w:color w:val="1A1A1A"/>
-                <w:sz w:val="17"/>
+                <w:sz w:val="22"/>
                 <w:szCs w:val="17"/>
               </w:rPr>
               <w:t xml:space="preserve">Draw the 5 × 3 base. Attach a 5 × 2 face to each long edge.</w:t>
@@ -456,25 +459,25 @@
                 <w:rFonts w:ascii="Avenir Next" w:hAnsi="Avenir Next" w:cs="Avenir Next" w:eastAsia="Avenir Next"/>
                 <w:b/>
                 <w:color w:val="003A70"/>
+                <w:sz w:val="22"/>
+                <w:szCs w:val="17"/>
+              </w:rPr>
+              <w:t xml:space="preserve">Step 3</w:t>
+            </w:r>
+            <w:r>
+              <w:rPr>
+                <w:rFonts w:ascii="Avenir Next" w:hAnsi="Avenir Next" w:cs="Avenir Next" w:eastAsia="Avenir Next"/>
+                <w:color w:val="1A1A1A"/>
                 <w:sz w:val="17"/>
                 <w:szCs w:val="17"/>
               </w:rPr>
-              <w:t xml:space="preserve">Step 3</w:t>
-            </w:r>
-            <w:r>
-              <w:rPr>
-                <w:rFonts w:ascii="Avenir Next" w:hAnsi="Avenir Next" w:cs="Avenir Next" w:eastAsia="Avenir Next"/>
-                <w:color w:val="1A1A1A"/>
-                <w:sz w:val="17"/>
-                <w:szCs w:val="17"/>
-              </w:rPr>
               <w:tab/>
             </w:r>
             <w:r>
               <w:rPr>
                 <w:rFonts w:ascii="Avenir Next" w:hAnsi="Avenir Next" w:cs="Avenir Next" w:eastAsia="Avenir Next"/>
                 <w:color w:val="1A1A1A"/>
-                <w:sz w:val="17"/>
+                <w:sz w:val="22"/>
                 <w:szCs w:val="17"/>
               </w:rPr>
               <w:t xml:space="preserve">Attach a 3 × 2 face to each short edge. Add the 5 × 3 top to one 5 × 2 face.</w:t>
@@ -493,18 +496,18 @@
                 <w:rFonts w:ascii="Avenir Next" w:hAnsi="Avenir Next" w:cs="Avenir Next" w:eastAsia="Avenir Next"/>
                 <w:b/>
                 <w:color w:val="1A1A1A"/>
+                <w:sz w:val="22"/>
+                <w:szCs w:val="17"/>
+              </w:rPr>
+              <w:t xml:space="preserve">Answer</w:t>
+            </w:r>
+            <w:r>
+              <w:rPr>
+                <w:rFonts w:ascii="Avenir Next" w:hAnsi="Avenir Next" w:cs="Avenir Next" w:eastAsia="Avenir Next"/>
+                <w:color w:val="1A1A1A"/>
                 <w:sz w:val="17"/>
                 <w:szCs w:val="17"/>
               </w:rPr>
-              <w:t xml:space="preserve">Answer</w:t>
-            </w:r>
-            <w:r>
-              <w:rPr>
-                <w:rFonts w:ascii="Avenir Next" w:hAnsi="Avenir Next" w:cs="Avenir Next" w:eastAsia="Avenir Next"/>
-                <w:color w:val="1A1A1A"/>
-                <w:sz w:val="17"/>
-                <w:szCs w:val="17"/>
-              </w:rPr>
               <w:tab/>
             </w:r>
             <w:r>
@@ -512,7 +515,7 @@
                 <w:rFonts w:ascii="Avenir Next" w:hAnsi="Avenir Next" w:cs="Avenir Next" w:eastAsia="Avenir Next"/>
                 <w:b/>
                 <w:color w:val="1A1A1A"/>
-                <w:sz w:val="17"/>
+                <w:sz w:val="22"/>
                 <w:szCs w:val="17"/>
               </w:rPr>
               <w:t xml:space="preserve">6 rectangles, two of each size</w:t>
@@ -562,6 +565,7 @@
           </w:tcPr>
           <w:p>
             <w:pPr>
+              <w:pStyle w:val="Heading2"/>
               <w:spacing w:before="0" w:after="40" w:line="264" w:lineRule="auto"/>
             </w:pPr>
             <w:r>
@@ -585,7 +589,7 @@
                 <w:rFonts w:ascii="Avenir Next" w:hAnsi="Avenir Next" w:cs="Avenir Next" w:eastAsia="Avenir Next"/>
                 <w:b/>
                 <w:color w:val="1A1A1A"/>
-                <w:sz w:val="21"/>
+                <w:sz w:val="22"/>
                 <w:szCs w:val="21"/>
               </w:rPr>
               <w:t xml:space="preserve">net</w:t>
@@ -594,7 +598,7 @@
               <w:rPr>
                 <w:rFonts w:ascii="Avenir Next" w:hAnsi="Avenir Next" w:cs="Avenir Next" w:eastAsia="Avenir Next"/>
                 <w:color w:val="5A5F66"/>
-                <w:sz w:val="21"/>
+                <w:sz w:val="22"/>
                 <w:szCs w:val="21"/>
               </w:rPr>
               <w:t xml:space="preserve"> — </w:t>
@@ -603,7 +607,7 @@
               <w:rPr>
                 <w:rFonts w:ascii="Avenir Next" w:hAnsi="Avenir Next" w:cs="Avenir Next" w:eastAsia="Avenir Next"/>
                 <w:color w:val="1A1A1A"/>
-                <w:sz w:val="21"/>
+                <w:sz w:val="22"/>
                 <w:szCs w:val="21"/>
               </w:rPr>
               <w:t xml:space="preserve">a flat pattern that folds into a solid</w:t>
@@ -618,7 +622,7 @@
                 <w:rFonts w:ascii="Avenir Next" w:hAnsi="Avenir Next" w:cs="Avenir Next" w:eastAsia="Avenir Next"/>
                 <w:b/>
                 <w:color w:val="1A1A1A"/>
-                <w:sz w:val="21"/>
+                <w:sz w:val="22"/>
                 <w:szCs w:val="21"/>
               </w:rPr>
               <w:t xml:space="preserve">face</w:t>
@@ -627,7 +631,7 @@
               <w:rPr>
                 <w:rFonts w:ascii="Avenir Next" w:hAnsi="Avenir Next" w:cs="Avenir Next" w:eastAsia="Avenir Next"/>
                 <w:color w:val="5A5F66"/>
-                <w:sz w:val="21"/>
+                <w:sz w:val="22"/>
                 <w:szCs w:val="21"/>
               </w:rPr>
               <w:t xml:space="preserve"> — </w:t>
@@ -636,7 +640,7 @@
               <w:rPr>
                 <w:rFonts w:ascii="Avenir Next" w:hAnsi="Avenir Next" w:cs="Avenir Next" w:eastAsia="Avenir Next"/>
                 <w:color w:val="1A1A1A"/>
-                <w:sz w:val="21"/>
+                <w:sz w:val="22"/>
                 <w:szCs w:val="21"/>
               </w:rPr>
               <w:t xml:space="preserve">a flat side of a solid</w:t>
@@ -662,7 +666,7 @@
                 <w:rFonts w:ascii="Avenir Next" w:hAnsi="Avenir Next" w:cs="Avenir Next" w:eastAsia="Avenir Next"/>
                 <w:b/>
                 <w:color w:val="1A1A1A"/>
-                <w:sz w:val="21"/>
+                <w:sz w:val="22"/>
                 <w:szCs w:val="21"/>
               </w:rPr>
               <w:t xml:space="preserve">rectangular prism</w:t>
@@ -671,7 +675,7 @@
               <w:rPr>
                 <w:rFonts w:ascii="Avenir Next" w:hAnsi="Avenir Next" w:cs="Avenir Next" w:eastAsia="Avenir Next"/>
                 <w:color w:val="5A5F66"/>
-                <w:sz w:val="21"/>
+                <w:sz w:val="22"/>
                 <w:szCs w:val="21"/>
               </w:rPr>
               <w:t xml:space="preserve"> — </w:t>
@@ -680,7 +684,7 @@
               <w:rPr>
                 <w:rFonts w:ascii="Avenir Next" w:hAnsi="Avenir Next" w:cs="Avenir Next" w:eastAsia="Avenir Next"/>
                 <w:color w:val="1A1A1A"/>
-                <w:sz w:val="21"/>
+                <w:sz w:val="22"/>
                 <w:szCs w:val="21"/>
               </w:rPr>
               <w:t xml:space="preserve">a box shape</w:t>
@@ -695,7 +699,7 @@
                 <w:rFonts w:ascii="Avenir Next" w:hAnsi="Avenir Next" w:cs="Avenir Next" w:eastAsia="Avenir Next"/>
                 <w:b/>
                 <w:color w:val="1A1A1A"/>
-                <w:sz w:val="21"/>
+                <w:sz w:val="22"/>
                 <w:szCs w:val="21"/>
               </w:rPr>
               <w:t xml:space="preserve">square pyramid</w:t>
@@ -704,7 +708,7 @@
               <w:rPr>
                 <w:rFonts w:ascii="Avenir Next" w:hAnsi="Avenir Next" w:cs="Avenir Next" w:eastAsia="Avenir Next"/>
                 <w:color w:val="5A5F66"/>
-                <w:sz w:val="21"/>
+                <w:sz w:val="22"/>
                 <w:szCs w:val="21"/>
               </w:rPr>
               <w:t xml:space="preserve"> — </w:t>
@@ -713,7 +717,7 @@
               <w:rPr>
                 <w:rFonts w:ascii="Avenir Next" w:hAnsi="Avenir Next" w:cs="Avenir Next" w:eastAsia="Avenir Next"/>
                 <w:color w:val="1A1A1A"/>
-                <w:sz w:val="21"/>
+                <w:sz w:val="22"/>
                 <w:szCs w:val="21"/>
               </w:rPr>
               <w:t xml:space="preserve">a square base + 4 triangles</w:t>
@@ -724,6 +728,7 @@
     </w:tbl>
     <w:p>
       <w:pPr>
+        <w:pStyle w:val="Heading2"/>
         <w:keepNext/>
         <w:pBdr>
           <w:bottom w:val="single" w:sz="8" w:space="3" w:color="003A70"/>
@@ -739,7 +744,7 @@
           <w:b/>
           <w:color w:val="003A70"/>
           <w:spacing w:val="14"/>
-          <w:sz w:val="21"/>
+          <w:sz w:val="22"/>
           <w:szCs w:val="21"/>
         </w:rPr>
         <w:t xml:space="preserve">PRACTICE</w:t>
@@ -758,7 +763,7 @@
           <w:rFonts w:ascii="Avenir Next" w:hAnsi="Avenir Next" w:cs="Avenir Next" w:eastAsia="Avenir Next"/>
           <w:i/>
           <w:color w:val="5A5F66"/>
-          <w:sz w:val="17"/>
+          <w:sz w:val="22"/>
           <w:szCs w:val="17"/>
         </w:rPr>
         <w:t xml:space="preserve">show your work · label units</w:t>
@@ -888,25 +893,25 @@
                       <w:rFonts w:ascii="Avenir Next" w:hAnsi="Avenir Next" w:cs="Avenir Next" w:eastAsia="Avenir Next"/>
                       <w:b/>
                       <w:color w:val="003A70"/>
+                      <w:sz w:val="22"/>
+                      <w:szCs w:val="18"/>
+                    </w:rPr>
+                    <w:t xml:space="preserve">Step 1</w:t>
+                  </w:r>
+                  <w:r>
+                    <w:rPr>
+                      <w:rFonts w:ascii="Avenir Next" w:hAnsi="Avenir Next" w:cs="Avenir Next" w:eastAsia="Avenir Next"/>
+                      <w:color w:val="1A1A1A"/>
                       <w:sz w:val="18"/>
                       <w:szCs w:val="18"/>
                     </w:rPr>
-                    <w:t xml:space="preserve">Step 1</w:t>
-                  </w:r>
-                  <w:r>
-                    <w:rPr>
-                      <w:rFonts w:ascii="Avenir Next" w:hAnsi="Avenir Next" w:cs="Avenir Next" w:eastAsia="Avenir Next"/>
-                      <w:color w:val="1A1A1A"/>
-                      <w:sz w:val="18"/>
-                      <w:szCs w:val="18"/>
-                    </w:rPr>
                     <w:tab/>
                   </w:r>
                   <w:r>
                     <w:rPr>
                       <w:rFonts w:ascii="Avenir Next" w:hAnsi="Avenir Next" w:cs="Avenir Next" w:eastAsia="Avenir Next"/>
                       <w:color w:val="1A1A1A"/>
-                      <w:sz w:val="21"/>
+                      <w:sz w:val="22"/>
                       <w:szCs w:val="21"/>
                     </w:rPr>
                     <w:t xml:space="preserve">Draw the bottom face first.</w:t>
@@ -926,25 +931,25 @@
                       <w:rFonts w:ascii="Avenir Next" w:hAnsi="Avenir Next" w:cs="Avenir Next" w:eastAsia="Avenir Next"/>
                       <w:b/>
                       <w:color w:val="003A70"/>
+                      <w:sz w:val="22"/>
+                      <w:szCs w:val="18"/>
+                    </w:rPr>
+                    <w:t xml:space="preserve">Step 2</w:t>
+                  </w:r>
+                  <w:r>
+                    <w:rPr>
+                      <w:rFonts w:ascii="Avenir Next" w:hAnsi="Avenir Next" w:cs="Avenir Next" w:eastAsia="Avenir Next"/>
+                      <w:color w:val="1A1A1A"/>
                       <w:sz w:val="18"/>
                       <w:szCs w:val="18"/>
                     </w:rPr>
-                    <w:t xml:space="preserve">Step 2</w:t>
-                  </w:r>
-                  <w:r>
-                    <w:rPr>
-                      <w:rFonts w:ascii="Avenir Next" w:hAnsi="Avenir Next" w:cs="Avenir Next" w:eastAsia="Avenir Next"/>
-                      <w:color w:val="1A1A1A"/>
-                      <w:sz w:val="18"/>
-                      <w:szCs w:val="18"/>
-                    </w:rPr>
                     <w:tab/>
                   </w:r>
                   <w:r>
                     <w:rPr>
                       <w:rFonts w:ascii="Avenir Next" w:hAnsi="Avenir Next" w:cs="Avenir Next" w:eastAsia="Avenir Next"/>
                       <w:color w:val="1A1A1A"/>
-                      <w:sz w:val="21"/>
+                      <w:sz w:val="22"/>
                       <w:szCs w:val="21"/>
                     </w:rPr>
                     <w:t xml:space="preserve">Attach a face to each edge of the bottom.</w:t>
@@ -964,25 +969,25 @@
                       <w:rFonts w:ascii="Avenir Next" w:hAnsi="Avenir Next" w:cs="Avenir Next" w:eastAsia="Avenir Next"/>
                       <w:b/>
                       <w:color w:val="003A70"/>
+                      <w:sz w:val="22"/>
+                      <w:szCs w:val="18"/>
+                    </w:rPr>
+                    <w:t xml:space="preserve">Step 3</w:t>
+                  </w:r>
+                  <w:r>
+                    <w:rPr>
+                      <w:rFonts w:ascii="Avenir Next" w:hAnsi="Avenir Next" w:cs="Avenir Next" w:eastAsia="Avenir Next"/>
+                      <w:color w:val="1A1A1A"/>
                       <w:sz w:val="18"/>
                       <w:szCs w:val="18"/>
                     </w:rPr>
-                    <w:t xml:space="preserve">Step 3</w:t>
-                  </w:r>
-                  <w:r>
-                    <w:rPr>
-                      <w:rFonts w:ascii="Avenir Next" w:hAnsi="Avenir Next" w:cs="Avenir Next" w:eastAsia="Avenir Next"/>
-                      <w:color w:val="1A1A1A"/>
-                      <w:sz w:val="18"/>
-                      <w:szCs w:val="18"/>
-                    </w:rPr>
                     <w:tab/>
                   </w:r>
                   <w:r>
                     <w:rPr>
                       <w:rFonts w:ascii="Avenir Next" w:hAnsi="Avenir Next" w:cs="Avenir Next" w:eastAsia="Avenir Next"/>
                       <w:color w:val="1A1A1A"/>
-                      <w:sz w:val="21"/>
+                      <w:sz w:val="22"/>
                       <w:szCs w:val="21"/>
                     </w:rPr>
                     <w:t xml:space="preserve">Add the top. Label every face.</w:t>
@@ -1059,7 +1064,7 @@
                       <w:rFonts w:ascii="Avenir Next" w:hAnsi="Avenir Next" w:cs="Avenir Next" w:eastAsia="Avenir Next"/>
                       <w:b/>
                       <w:color w:val="1A1A1A"/>
-                      <w:sz w:val="18"/>
+                      <w:sz w:val="22"/>
                       <w:szCs w:val="18"/>
                     </w:rPr>
                     <w:t xml:space="preserve">Face sizes</w:t>
@@ -1089,7 +1094,7 @@
                     <w:drawing>
                       <wp:inline distT="0" distB="0" distL="0" distR="0">
                         <wp:extent cx="1920240" cy="1258945"/>
-                        <wp:docPr id="1" name="Figure 1"/>
+                        <wp:docPr id="1" name="Figure 1" descr="Rectangular prism. Length 6 in, width 2 in, height 4 in."/>
                         <a:graphic xmlns:a="http://schemas.openxmlformats.org/drawingml/2006/main">
                           <a:graphicData uri="http://schemas.openxmlformats.org/drawingml/2006/picture">
                             <pic:pic xmlns:pic="http://schemas.openxmlformats.org/drawingml/2006/picture">
@@ -1635,25 +1640,25 @@
                       <w:rFonts w:ascii="Avenir Next" w:hAnsi="Avenir Next" w:cs="Avenir Next" w:eastAsia="Avenir Next"/>
                       <w:b/>
                       <w:color w:val="003A70"/>
+                      <w:sz w:val="22"/>
+                      <w:szCs w:val="18"/>
+                    </w:rPr>
+                    <w:t xml:space="preserve">Step 1</w:t>
+                  </w:r>
+                  <w:r>
+                    <w:rPr>
+                      <w:rFonts w:ascii="Avenir Next" w:hAnsi="Avenir Next" w:cs="Avenir Next" w:eastAsia="Avenir Next"/>
+                      <w:color w:val="1A1A1A"/>
                       <w:sz w:val="18"/>
                       <w:szCs w:val="18"/>
                     </w:rPr>
-                    <w:t xml:space="preserve">Step 1</w:t>
-                  </w:r>
-                  <w:r>
-                    <w:rPr>
-                      <w:rFonts w:ascii="Avenir Next" w:hAnsi="Avenir Next" w:cs="Avenir Next" w:eastAsia="Avenir Next"/>
-                      <w:color w:val="1A1A1A"/>
-                      <w:sz w:val="18"/>
-                      <w:szCs w:val="18"/>
-                    </w:rPr>
                     <w:tab/>
                   </w:r>
                   <w:r>
                     <w:rPr>
                       <w:rFonts w:ascii="Avenir Next" w:hAnsi="Avenir Next" w:cs="Avenir Next" w:eastAsia="Avenir Next"/>
                       <w:color w:val="1A1A1A"/>
-                      <w:sz w:val="21"/>
+                      <w:sz w:val="22"/>
                       <w:szCs w:val="21"/>
                     </w:rPr>
                     <w:t xml:space="preserve">Square: side × side.</w:t>
@@ -1673,25 +1678,25 @@
                       <w:rFonts w:ascii="Avenir Next" w:hAnsi="Avenir Next" w:cs="Avenir Next" w:eastAsia="Avenir Next"/>
                       <w:b/>
                       <w:color w:val="003A70"/>
+                      <w:sz w:val="22"/>
+                      <w:szCs w:val="18"/>
+                    </w:rPr>
+                    <w:t xml:space="preserve">Step 2</w:t>
+                  </w:r>
+                  <w:r>
+                    <w:rPr>
+                      <w:rFonts w:ascii="Avenir Next" w:hAnsi="Avenir Next" w:cs="Avenir Next" w:eastAsia="Avenir Next"/>
+                      <w:color w:val="1A1A1A"/>
                       <w:sz w:val="18"/>
                       <w:szCs w:val="18"/>
                     </w:rPr>
-                    <w:t xml:space="preserve">Step 2</w:t>
-                  </w:r>
-                  <w:r>
-                    <w:rPr>
-                      <w:rFonts w:ascii="Avenir Next" w:hAnsi="Avenir Next" w:cs="Avenir Next" w:eastAsia="Avenir Next"/>
-                      <w:color w:val="1A1A1A"/>
-                      <w:sz w:val="18"/>
-                      <w:szCs w:val="18"/>
-                    </w:rPr>
                     <w:tab/>
                   </w:r>
                   <w:r>
                     <w:rPr>
                       <w:rFonts w:ascii="Avenir Next" w:hAnsi="Avenir Next" w:cs="Avenir Next" w:eastAsia="Avenir Next"/>
                       <w:color w:val="1A1A1A"/>
-                      <w:sz w:val="21"/>
+                      <w:sz w:val="22"/>
                       <w:szCs w:val="21"/>
                     </w:rPr>
                     <w:t xml:space="preserve">Triangle: ½ × base × height.</w:t>
@@ -1842,25 +1847,25 @@
                       <w:rFonts w:ascii="Avenir Next" w:hAnsi="Avenir Next" w:cs="Avenir Next" w:eastAsia="Avenir Next"/>
                       <w:b/>
                       <w:color w:val="1A1A1A"/>
+                      <w:sz w:val="22"/>
+                      <w:szCs w:val="18"/>
+                    </w:rPr>
+                    <w:t xml:space="preserve">All 4 triangles</w:t>
+                  </w:r>
+                  <w:r>
+                    <w:rPr>
+                      <w:rFonts w:ascii="Avenir Next" w:hAnsi="Avenir Next" w:cs="Avenir Next" w:eastAsia="Avenir Next"/>
+                      <w:color w:val="1A1A1A"/>
                       <w:sz w:val="18"/>
                       <w:szCs w:val="18"/>
                     </w:rPr>
-                    <w:t xml:space="preserve">All 4 triangles</w:t>
-                  </w:r>
-                  <w:r>
-                    <w:rPr>
-                      <w:rFonts w:ascii="Avenir Next" w:hAnsi="Avenir Next" w:cs="Avenir Next" w:eastAsia="Avenir Next"/>
-                      <w:color w:val="1A1A1A"/>
-                      <w:sz w:val="18"/>
-                      <w:szCs w:val="18"/>
-                    </w:rPr>
                     <w:tab/>
                   </w:r>
                   <w:r>
                     <w:rPr>
                       <w:rFonts w:ascii="Avenir Next" w:hAnsi="Avenir Next" w:cs="Avenir Next" w:eastAsia="Avenir Next"/>
                       <w:color w:val="1A1A1A"/>
-                      <w:sz w:val="18"/>
+                      <w:sz w:val="22"/>
                       <w:szCs w:val="18"/>
                     </w:rPr>
                     <w:t xml:space="preserve">  cm²</w:t>
@@ -1881,7 +1886,7 @@
                     <w:drawing>
                       <wp:inline distT="0" distB="0" distL="0" distR="0">
                         <wp:extent cx="1554480" cy="1142307"/>
-                        <wp:docPr id="2" name="Figure 2"/>
+                        <wp:docPr id="2" name="Figure 2" descr="Square pyramid. Base edge 8 cm; slant height 6 cm."/>
                         <a:graphic xmlns:a="http://schemas.openxmlformats.org/drawingml/2006/main">
                           <a:graphicData uri="http://schemas.openxmlformats.org/drawingml/2006/picture">
                             <pic:pic xmlns:pic="http://schemas.openxmlformats.org/drawingml/2006/picture">
@@ -2045,7 +2050,7 @@
                 <w:rFonts w:ascii="Avenir Next" w:hAnsi="Avenir Next" w:cs="Avenir Next" w:eastAsia="Avenir Next"/>
                 <w:b/>
                 <w:color w:val="1A1A1A"/>
-                <w:sz w:val="18"/>
+                <w:sz w:val="22"/>
                 <w:szCs w:val="18"/>
               </w:rPr>
               <w:t xml:space="preserve">Face pairs</w:t>
@@ -2165,7 +2170,7 @@
                 <w:rFonts w:ascii="Avenir Next" w:hAnsi="Avenir Next" w:cs="Avenir Next" w:eastAsia="Avenir Next"/>
                 <w:b/>
                 <w:color w:val="003A70"/>
-                <w:sz w:val="17"/>
+                <w:sz w:val="22"/>
                 <w:szCs w:val="17"/>
               </w:rPr>
               <w:t xml:space="preserve">Frame  </w:t>
@@ -2175,7 +2180,7 @@
                 <w:rFonts w:ascii="Avenir Next" w:hAnsi="Avenir Next" w:cs="Avenir Next" w:eastAsia="Avenir Next"/>
                 <w:i/>
                 <w:color w:val="1A1A1A"/>
-                <w:sz w:val="18"/>
+                <w:sz w:val="22"/>
                 <w:szCs w:val="18"/>
               </w:rPr>
               <w:t xml:space="preserve">Jamal is </w:t>
@@ -2195,7 +2200,7 @@
                 <w:rFonts w:ascii="Avenir Next" w:hAnsi="Avenir Next" w:cs="Avenir Next" w:eastAsia="Avenir Next"/>
                 <w:i/>
                 <w:color w:val="1A1A1A"/>
-                <w:sz w:val="18"/>
+                <w:sz w:val="22"/>
                 <w:szCs w:val="18"/>
               </w:rPr>
               <w:t xml:space="preserve"> because a row of 6 squares </w:t>
@@ -2215,7 +2220,7 @@
                 <w:rFonts w:ascii="Avenir Next" w:hAnsi="Avenir Next" w:cs="Avenir Next" w:eastAsia="Avenir Next"/>
                 <w:i/>
                 <w:color w:val="1A1A1A"/>
-                <w:sz w:val="18"/>
+                <w:sz w:val="22"/>
                 <w:szCs w:val="18"/>
               </w:rPr>
               <w:t xml:space="preserve">.</w:t>
@@ -2344,6 +2349,7 @@
           </w:tcPr>
           <w:p>
             <w:pPr>
+              <w:pStyle w:val="Heading2"/>
               <w:spacing w:before="0" w:after="0" w:line="240" w:lineRule="auto"/>
             </w:pPr>
             <w:r>
@@ -2381,7 +2387,7 @@
               <w:rPr>
                 <w:rFonts w:ascii="Avenir Next" w:hAnsi="Avenir Next" w:cs="Avenir Next" w:eastAsia="Avenir Next"/>
                 <w:color w:val="1A1A1A"/>
-                <w:sz w:val="17"/>
+                <w:sz w:val="22"/>
                 <w:szCs w:val="17"/>
               </w:rPr>
               <w:t xml:space="preserve">  I can do this on my own</w:t>
@@ -2410,7 +2416,7 @@
               <w:rPr>
                 <w:rFonts w:ascii="Avenir Next" w:hAnsi="Avenir Next" w:cs="Avenir Next" w:eastAsia="Avenir Next"/>
                 <w:color w:val="1A1A1A"/>
-                <w:sz w:val="17"/>
+                <w:sz w:val="22"/>
                 <w:szCs w:val="17"/>
               </w:rPr>
               <w:t xml:space="preserve">  I need a little help</w:t>
@@ -2439,7 +2445,7 @@
               <w:rPr>
                 <w:rFonts w:ascii="Avenir Next" w:hAnsi="Avenir Next" w:cs="Avenir Next" w:eastAsia="Avenir Next"/>
                 <w:color w:val="1A1A1A"/>
-                <w:sz w:val="17"/>
+                <w:sz w:val="22"/>
                 <w:szCs w:val="17"/>
               </w:rPr>
               <w:t xml:space="preserve">  I have a question about #</w:t>
@@ -2477,7 +2483,7 @@
         <w:rPr>
           <w:rFonts w:ascii="Avenir Next" w:hAnsi="Avenir Next" w:cs="Avenir Next" w:eastAsia="Avenir Next"/>
           <w:color w:val="5A5F66"/>
-          <w:sz w:val="17"/>
+          <w:sz w:val="22"/>
           <w:szCs w:val="17"/>
         </w:rPr>
         <w:t xml:space="preserve">Open an empty cereal box along its edges. Show someone its net.</w:t>
@@ -2560,14 +2566,15 @@
           <w:caps/>
           <w:color w:val="003A70"/>
           <w:spacing w:val="12"/>
-          <w:sz w:val="21"/>
+          <w:sz w:val="22"/>
           <w:szCs w:val="21"/>
         </w:rPr>
-        <w:t xml:space="preserve">Lesson 5-6  ·  Homework Packet  ·  Level 1  ·  Sheet 2 of 2</w:t>
+        <w:t xml:space="preserve">Lesson 5-6  ·  Homework Packet  ·  Supported  ·  Session 2 · pages 3–4</w:t>
       </w:r>
     </w:p>
     <w:p>
       <w:pPr>
+        <w:pStyle w:val="Heading1"/>
         <w:keepNext/>
         <w:spacing w:before="0" w:after="10" w:line="240" w:lineRule="auto"/>
       </w:pPr>
@@ -2593,7 +2600,7 @@
         <w:rPr>
           <w:rFonts w:ascii="Avenir Next" w:hAnsi="Avenir Next" w:cs="Avenir Next" w:eastAsia="Avenir Next"/>
           <w:color w:val="5A5F66"/>
-          <w:sz w:val="17"/>
+          <w:sz w:val="22"/>
           <w:szCs w:val="17"/>
         </w:rPr>
         <w:t xml:space="preserve">Maryland Standard 6.G.A.4   ·   Learning target — I can name the solid a net makes by reading the shapes in the net.</w:t>
@@ -2640,6 +2647,7 @@
           </w:tcPr>
           <w:p>
             <w:pPr>
+              <w:pStyle w:val="Heading2"/>
               <w:spacing w:before="0" w:after="40" w:line="264" w:lineRule="auto"/>
             </w:pPr>
             <w:r>
@@ -2667,54 +2675,54 @@
                 <w:rFonts w:ascii="Avenir Next" w:hAnsi="Avenir Next" w:cs="Avenir Next" w:eastAsia="Avenir Next"/>
                 <w:b/>
                 <w:color w:val="003A70"/>
+                <w:sz w:val="22"/>
+                <w:szCs w:val="18"/>
+              </w:rPr>
+              <w:t xml:space="preserve">•</w:t>
+            </w:r>
+            <w:r>
+              <w:rPr>
+                <w:rFonts w:ascii="Avenir Next" w:hAnsi="Avenir Next" w:cs="Avenir Next" w:eastAsia="Avenir Next"/>
+                <w:color w:val="1A1A1A"/>
                 <w:sz w:val="18"/>
                 <w:szCs w:val="18"/>
               </w:rPr>
-              <w:t xml:space="preserve">•</w:t>
-            </w:r>
-            <w:r>
-              <w:rPr>
-                <w:rFonts w:ascii="Avenir Next" w:hAnsi="Avenir Next" w:cs="Avenir Next" w:eastAsia="Avenir Next"/>
-                <w:color w:val="1A1A1A"/>
-                <w:sz w:val="18"/>
+              <w:tab/>
+            </w:r>
+            <w:r>
+              <w:rPr>
+                <w:rFonts w:ascii="Avenir Next" w:hAnsi="Avenir Next" w:cs="Avenir Next" w:eastAsia="Avenir Next"/>
+                <w:b/>
+                <w:color w:val="1A1A1A"/>
+                <w:sz w:val="22"/>
                 <w:szCs w:val="18"/>
               </w:rPr>
-              <w:tab/>
+              <w:t xml:space="preserve">Prism</w:t>
+            </w:r>
+            <w:r>
+              <w:rPr>
+                <w:rFonts w:ascii="Avenir Next" w:hAnsi="Avenir Next" w:cs="Avenir Next" w:eastAsia="Avenir Next"/>
+                <w:color w:val="1A1A1A"/>
+                <w:sz w:val="22"/>
+                <w:szCs w:val="18"/>
+              </w:rPr>
+              <w:t xml:space="preserve">: 2 matching bases + rectangles. </w:t>
             </w:r>
             <w:r>
               <w:rPr>
                 <w:rFonts w:ascii="Avenir Next" w:hAnsi="Avenir Next" w:cs="Avenir Next" w:eastAsia="Avenir Next"/>
                 <w:b/>
                 <w:color w:val="1A1A1A"/>
-                <w:sz w:val="18"/>
+                <w:sz w:val="22"/>
                 <w:szCs w:val="18"/>
               </w:rPr>
-              <w:t xml:space="preserve">Prism</w:t>
-            </w:r>
-            <w:r>
-              <w:rPr>
-                <w:rFonts w:ascii="Avenir Next" w:hAnsi="Avenir Next" w:cs="Avenir Next" w:eastAsia="Avenir Next"/>
-                <w:color w:val="1A1A1A"/>
-                <w:sz w:val="18"/>
-                <w:szCs w:val="18"/>
-              </w:rPr>
-              <w:t xml:space="preserve">: 2 matching bases + rectangles. </w:t>
-            </w:r>
-            <w:r>
-              <w:rPr>
-                <w:rFonts w:ascii="Avenir Next" w:hAnsi="Avenir Next" w:cs="Avenir Next" w:eastAsia="Avenir Next"/>
-                <w:b/>
-                <w:color w:val="1A1A1A"/>
-                <w:sz w:val="18"/>
-                <w:szCs w:val="18"/>
-              </w:rPr>
               <w:t xml:space="preserve">Pyramid</w:t>
             </w:r>
             <w:r>
               <w:rPr>
                 <w:rFonts w:ascii="Avenir Next" w:hAnsi="Avenir Next" w:cs="Avenir Next" w:eastAsia="Avenir Next"/>
                 <w:color w:val="1A1A1A"/>
-                <w:sz w:val="18"/>
+                <w:sz w:val="22"/>
                 <w:szCs w:val="18"/>
               </w:rPr>
               <w:t xml:space="preserve">: 1 base + triangles that meet at a point.</w:t>
@@ -2733,44 +2741,44 @@
                 <w:rFonts w:ascii="Avenir Next" w:hAnsi="Avenir Next" w:cs="Avenir Next" w:eastAsia="Avenir Next"/>
                 <w:b/>
                 <w:color w:val="003A70"/>
+                <w:sz w:val="22"/>
+                <w:szCs w:val="18"/>
+              </w:rPr>
+              <w:t xml:space="preserve">•</w:t>
+            </w:r>
+            <w:r>
+              <w:rPr>
+                <w:rFonts w:ascii="Avenir Next" w:hAnsi="Avenir Next" w:cs="Avenir Next" w:eastAsia="Avenir Next"/>
+                <w:color w:val="1A1A1A"/>
                 <w:sz w:val="18"/>
                 <w:szCs w:val="18"/>
               </w:rPr>
-              <w:t xml:space="preserve">•</w:t>
-            </w:r>
-            <w:r>
-              <w:rPr>
-                <w:rFonts w:ascii="Avenir Next" w:hAnsi="Avenir Next" w:cs="Avenir Next" w:eastAsia="Avenir Next"/>
-                <w:color w:val="1A1A1A"/>
-                <w:sz w:val="18"/>
+              <w:tab/>
+            </w:r>
+            <w:r>
+              <w:rPr>
+                <w:rFonts w:ascii="Avenir Next" w:hAnsi="Avenir Next" w:cs="Avenir Next" w:eastAsia="Avenir Next"/>
+                <w:color w:val="1A1A1A"/>
+                <w:sz w:val="22"/>
                 <w:szCs w:val="18"/>
               </w:rPr>
-              <w:tab/>
-            </w:r>
-            <w:r>
-              <w:rPr>
-                <w:rFonts w:ascii="Avenir Next" w:hAnsi="Avenir Next" w:cs="Avenir Next" w:eastAsia="Avenir Next"/>
-                <w:color w:val="1A1A1A"/>
-                <w:sz w:val="18"/>
+              <w:t xml:space="preserve">The </w:t>
+            </w:r>
+            <w:r>
+              <w:rPr>
+                <w:rFonts w:ascii="Avenir Next" w:hAnsi="Avenir Next" w:cs="Avenir Next" w:eastAsia="Avenir Next"/>
+                <w:b/>
+                <w:color w:val="1A1A1A"/>
+                <w:sz w:val="22"/>
                 <w:szCs w:val="18"/>
               </w:rPr>
-              <w:t xml:space="preserve">The </w:t>
-            </w:r>
-            <w:r>
-              <w:rPr>
-                <w:rFonts w:ascii="Avenir Next" w:hAnsi="Avenir Next" w:cs="Avenir Next" w:eastAsia="Avenir Next"/>
-                <w:b/>
-                <w:color w:val="1A1A1A"/>
-                <w:sz w:val="18"/>
-                <w:szCs w:val="18"/>
-              </w:rPr>
               <w:t xml:space="preserve">base shape</w:t>
             </w:r>
             <w:r>
               <w:rPr>
                 <w:rFonts w:ascii="Avenir Next" w:hAnsi="Avenir Next" w:cs="Avenir Next" w:eastAsia="Avenir Next"/>
                 <w:color w:val="1A1A1A"/>
-                <w:sz w:val="18"/>
+                <w:sz w:val="22"/>
                 <w:szCs w:val="18"/>
               </w:rPr>
               <w:t xml:space="preserve"> names the solid (triangular, square, pentagonal …).</w:t>
@@ -2785,6 +2793,7 @@
           </w:tcPr>
           <w:p>
             <w:pPr>
+              <w:pStyle w:val="Heading2"/>
               <w:spacing w:before="0" w:after="40" w:line="264" w:lineRule="auto"/>
             </w:pPr>
             <w:r>
@@ -2807,7 +2816,7 @@
               <w:rPr>
                 <w:rFonts w:ascii="Avenir Next" w:hAnsi="Avenir Next" w:cs="Avenir Next" w:eastAsia="Avenir Next"/>
                 <w:color w:val="1A1A1A"/>
-                <w:sz w:val="17"/>
+                <w:sz w:val="22"/>
                 <w:szCs w:val="17"/>
               </w:rPr>
               <w:t xml:space="preserve">A net has 1 hexagon and 6 triangles.</w:t>
@@ -2826,25 +2835,25 @@
                 <w:rFonts w:ascii="Avenir Next" w:hAnsi="Avenir Next" w:cs="Avenir Next" w:eastAsia="Avenir Next"/>
                 <w:b/>
                 <w:color w:val="003A70"/>
+                <w:sz w:val="22"/>
+                <w:szCs w:val="17"/>
+              </w:rPr>
+              <w:t xml:space="preserve">Step 1</w:t>
+            </w:r>
+            <w:r>
+              <w:rPr>
+                <w:rFonts w:ascii="Avenir Next" w:hAnsi="Avenir Next" w:cs="Avenir Next" w:eastAsia="Avenir Next"/>
+                <w:color w:val="1A1A1A"/>
                 <w:sz w:val="17"/>
                 <w:szCs w:val="17"/>
               </w:rPr>
-              <w:t xml:space="preserve">Step 1</w:t>
-            </w:r>
-            <w:r>
-              <w:rPr>
-                <w:rFonts w:ascii="Avenir Next" w:hAnsi="Avenir Next" w:cs="Avenir Next" w:eastAsia="Avenir Next"/>
-                <w:color w:val="1A1A1A"/>
-                <w:sz w:val="17"/>
-                <w:szCs w:val="17"/>
-              </w:rPr>
               <w:tab/>
             </w:r>
             <w:r>
               <w:rPr>
                 <w:rFonts w:ascii="Avenir Next" w:hAnsi="Avenir Next" w:cs="Avenir Next" w:eastAsia="Avenir Next"/>
                 <w:color w:val="1A1A1A"/>
-                <w:sz w:val="17"/>
+                <w:sz w:val="22"/>
                 <w:szCs w:val="17"/>
               </w:rPr>
               <w:t xml:space="preserve">One base with triangles around it means a pyramid.</w:t>
@@ -2863,25 +2872,25 @@
                 <w:rFonts w:ascii="Avenir Next" w:hAnsi="Avenir Next" w:cs="Avenir Next" w:eastAsia="Avenir Next"/>
                 <w:b/>
                 <w:color w:val="003A70"/>
+                <w:sz w:val="22"/>
+                <w:szCs w:val="17"/>
+              </w:rPr>
+              <w:t xml:space="preserve">Step 2</w:t>
+            </w:r>
+            <w:r>
+              <w:rPr>
+                <w:rFonts w:ascii="Avenir Next" w:hAnsi="Avenir Next" w:cs="Avenir Next" w:eastAsia="Avenir Next"/>
+                <w:color w:val="1A1A1A"/>
                 <w:sz w:val="17"/>
                 <w:szCs w:val="17"/>
               </w:rPr>
-              <w:t xml:space="preserve">Step 2</w:t>
-            </w:r>
-            <w:r>
-              <w:rPr>
-                <w:rFonts w:ascii="Avenir Next" w:hAnsi="Avenir Next" w:cs="Avenir Next" w:eastAsia="Avenir Next"/>
-                <w:color w:val="1A1A1A"/>
-                <w:sz w:val="17"/>
-                <w:szCs w:val="17"/>
-              </w:rPr>
               <w:tab/>
             </w:r>
             <w:r>
               <w:rPr>
                 <w:rFonts w:ascii="Avenir Next" w:hAnsi="Avenir Next" w:cs="Avenir Next" w:eastAsia="Avenir Next"/>
                 <w:color w:val="1A1A1A"/>
-                <w:sz w:val="17"/>
+                <w:sz w:val="22"/>
                 <w:szCs w:val="17"/>
               </w:rPr>
               <w:t xml:space="preserve">The base is a hexagon.</w:t>
@@ -2900,18 +2909,18 @@
                 <w:rFonts w:ascii="Avenir Next" w:hAnsi="Avenir Next" w:cs="Avenir Next" w:eastAsia="Avenir Next"/>
                 <w:b/>
                 <w:color w:val="1A1A1A"/>
+                <w:sz w:val="22"/>
+                <w:szCs w:val="17"/>
+              </w:rPr>
+              <w:t xml:space="preserve">Answer</w:t>
+            </w:r>
+            <w:r>
+              <w:rPr>
+                <w:rFonts w:ascii="Avenir Next" w:hAnsi="Avenir Next" w:cs="Avenir Next" w:eastAsia="Avenir Next"/>
+                <w:color w:val="1A1A1A"/>
                 <w:sz w:val="17"/>
                 <w:szCs w:val="17"/>
               </w:rPr>
-              <w:t xml:space="preserve">Answer</w:t>
-            </w:r>
-            <w:r>
-              <w:rPr>
-                <w:rFonts w:ascii="Avenir Next" w:hAnsi="Avenir Next" w:cs="Avenir Next" w:eastAsia="Avenir Next"/>
-                <w:color w:val="1A1A1A"/>
-                <w:sz w:val="17"/>
-                <w:szCs w:val="17"/>
-              </w:rPr>
               <w:tab/>
             </w:r>
             <w:r>
@@ -2919,7 +2928,7 @@
                 <w:rFonts w:ascii="Avenir Next" w:hAnsi="Avenir Next" w:cs="Avenir Next" w:eastAsia="Avenir Next"/>
                 <w:b/>
                 <w:color w:val="1A1A1A"/>
-                <w:sz w:val="17"/>
+                <w:sz w:val="22"/>
                 <w:szCs w:val="17"/>
               </w:rPr>
               <w:t xml:space="preserve">hexagonal pyramid</w:t>
@@ -2969,6 +2978,7 @@
           </w:tcPr>
           <w:p>
             <w:pPr>
+              <w:pStyle w:val="Heading2"/>
               <w:spacing w:before="0" w:after="40" w:line="264" w:lineRule="auto"/>
             </w:pPr>
             <w:r>
@@ -2992,7 +3002,7 @@
                 <w:rFonts w:ascii="Avenir Next" w:hAnsi="Avenir Next" w:cs="Avenir Next" w:eastAsia="Avenir Next"/>
                 <w:b/>
                 <w:color w:val="1A1A1A"/>
-                <w:sz w:val="21"/>
+                <w:sz w:val="22"/>
                 <w:szCs w:val="21"/>
               </w:rPr>
               <w:t xml:space="preserve">prism</w:t>
@@ -3001,7 +3011,7 @@
               <w:rPr>
                 <w:rFonts w:ascii="Avenir Next" w:hAnsi="Avenir Next" w:cs="Avenir Next" w:eastAsia="Avenir Next"/>
                 <w:color w:val="5A5F66"/>
-                <w:sz w:val="21"/>
+                <w:sz w:val="22"/>
                 <w:szCs w:val="21"/>
               </w:rPr>
               <w:t xml:space="preserve"> — </w:t>
@@ -3010,7 +3020,7 @@
               <w:rPr>
                 <w:rFonts w:ascii="Avenir Next" w:hAnsi="Avenir Next" w:cs="Avenir Next" w:eastAsia="Avenir Next"/>
                 <w:color w:val="1A1A1A"/>
-                <w:sz w:val="21"/>
+                <w:sz w:val="22"/>
                 <w:szCs w:val="21"/>
               </w:rPr>
               <w:t xml:space="preserve">2 matching bases + rectangles</w:t>
@@ -3025,7 +3035,7 @@
                 <w:rFonts w:ascii="Avenir Next" w:hAnsi="Avenir Next" w:cs="Avenir Next" w:eastAsia="Avenir Next"/>
                 <w:b/>
                 <w:color w:val="1A1A1A"/>
-                <w:sz w:val="21"/>
+                <w:sz w:val="22"/>
                 <w:szCs w:val="21"/>
               </w:rPr>
               <w:t xml:space="preserve">pyramid</w:t>
@@ -3034,7 +3044,7 @@
               <w:rPr>
                 <w:rFonts w:ascii="Avenir Next" w:hAnsi="Avenir Next" w:cs="Avenir Next" w:eastAsia="Avenir Next"/>
                 <w:color w:val="5A5F66"/>
-                <w:sz w:val="21"/>
+                <w:sz w:val="22"/>
                 <w:szCs w:val="21"/>
               </w:rPr>
               <w:t xml:space="preserve"> — </w:t>
@@ -3043,7 +3053,7 @@
               <w:rPr>
                 <w:rFonts w:ascii="Avenir Next" w:hAnsi="Avenir Next" w:cs="Avenir Next" w:eastAsia="Avenir Next"/>
                 <w:color w:val="1A1A1A"/>
-                <w:sz w:val="21"/>
+                <w:sz w:val="22"/>
                 <w:szCs w:val="21"/>
               </w:rPr>
               <w:t xml:space="preserve">1 base + triangles that meet at a point</w:t>
@@ -3069,7 +3079,7 @@
                 <w:rFonts w:ascii="Avenir Next" w:hAnsi="Avenir Next" w:cs="Avenir Next" w:eastAsia="Avenir Next"/>
                 <w:b/>
                 <w:color w:val="1A1A1A"/>
-                <w:sz w:val="21"/>
+                <w:sz w:val="22"/>
                 <w:szCs w:val="21"/>
               </w:rPr>
               <w:t xml:space="preserve">base shape</w:t>
@@ -3078,7 +3088,7 @@
               <w:rPr>
                 <w:rFonts w:ascii="Avenir Next" w:hAnsi="Avenir Next" w:cs="Avenir Next" w:eastAsia="Avenir Next"/>
                 <w:color w:val="5A5F66"/>
-                <w:sz w:val="21"/>
+                <w:sz w:val="22"/>
                 <w:szCs w:val="21"/>
               </w:rPr>
               <w:t xml:space="preserve"> — </w:t>
@@ -3087,7 +3097,7 @@
               <w:rPr>
                 <w:rFonts w:ascii="Avenir Next" w:hAnsi="Avenir Next" w:cs="Avenir Next" w:eastAsia="Avenir Next"/>
                 <w:color w:val="1A1A1A"/>
-                <w:sz w:val="21"/>
+                <w:sz w:val="22"/>
                 <w:szCs w:val="21"/>
               </w:rPr>
               <w:t xml:space="preserve">the shape that names the solid</w:t>
@@ -3102,7 +3112,7 @@
                 <w:rFonts w:ascii="Avenir Next" w:hAnsi="Avenir Next" w:cs="Avenir Next" w:eastAsia="Avenir Next"/>
                 <w:b/>
                 <w:color w:val="1A1A1A"/>
-                <w:sz w:val="21"/>
+                <w:sz w:val="22"/>
                 <w:szCs w:val="21"/>
               </w:rPr>
               <w:t xml:space="preserve">edge</w:t>
@@ -3111,7 +3121,7 @@
               <w:rPr>
                 <w:rFonts w:ascii="Avenir Next" w:hAnsi="Avenir Next" w:cs="Avenir Next" w:eastAsia="Avenir Next"/>
                 <w:color w:val="5A5F66"/>
-                <w:sz w:val="21"/>
+                <w:sz w:val="22"/>
                 <w:szCs w:val="21"/>
               </w:rPr>
               <w:t xml:space="preserve"> — </w:t>
@@ -3120,7 +3130,7 @@
               <w:rPr>
                 <w:rFonts w:ascii="Avenir Next" w:hAnsi="Avenir Next" w:cs="Avenir Next" w:eastAsia="Avenir Next"/>
                 <w:color w:val="1A1A1A"/>
-                <w:sz w:val="21"/>
+                <w:sz w:val="22"/>
                 <w:szCs w:val="21"/>
               </w:rPr>
               <w:t xml:space="preserve">where two faces meet</w:t>
@@ -3131,6 +3141,7 @@
     </w:tbl>
     <w:p>
       <w:pPr>
+        <w:pStyle w:val="Heading2"/>
         <w:keepNext/>
         <w:pBdr>
           <w:bottom w:val="single" w:sz="8" w:space="3" w:color="003A70"/>
@@ -3146,7 +3157,7 @@
           <w:b/>
           <w:color w:val="003A70"/>
           <w:spacing w:val="14"/>
-          <w:sz w:val="21"/>
+          <w:sz w:val="22"/>
           <w:szCs w:val="21"/>
         </w:rPr>
         <w:t xml:space="preserve">PRACTICE</w:t>
@@ -3165,7 +3176,7 @@
           <w:rFonts w:ascii="Avenir Next" w:hAnsi="Avenir Next" w:cs="Avenir Next" w:eastAsia="Avenir Next"/>
           <w:i/>
           <w:color w:val="5A5F66"/>
-          <w:sz w:val="17"/>
+          <w:sz w:val="22"/>
           <w:szCs w:val="17"/>
         </w:rPr>
         <w:t xml:space="preserve">show your work · label units</w:t>
@@ -3295,25 +3306,25 @@
                       <w:rFonts w:ascii="Avenir Next" w:hAnsi="Avenir Next" w:cs="Avenir Next" w:eastAsia="Avenir Next"/>
                       <w:b/>
                       <w:color w:val="003A70"/>
+                      <w:sz w:val="22"/>
+                      <w:szCs w:val="18"/>
+                    </w:rPr>
+                    <w:t xml:space="preserve">Step 1</w:t>
+                  </w:r>
+                  <w:r>
+                    <w:rPr>
+                      <w:rFonts w:ascii="Avenir Next" w:hAnsi="Avenir Next" w:cs="Avenir Next" w:eastAsia="Avenir Next"/>
+                      <w:color w:val="1A1A1A"/>
                       <w:sz w:val="18"/>
                       <w:szCs w:val="18"/>
                     </w:rPr>
-                    <w:t xml:space="preserve">Step 1</w:t>
-                  </w:r>
-                  <w:r>
-                    <w:rPr>
-                      <w:rFonts w:ascii="Avenir Next" w:hAnsi="Avenir Next" w:cs="Avenir Next" w:eastAsia="Avenir Next"/>
-                      <w:color w:val="1A1A1A"/>
-                      <w:sz w:val="18"/>
-                      <w:szCs w:val="18"/>
-                    </w:rPr>
                     <w:tab/>
                   </w:r>
                   <w:r>
                     <w:rPr>
                       <w:rFonts w:ascii="Avenir Next" w:hAnsi="Avenir Next" w:cs="Avenir Next" w:eastAsia="Avenir Next"/>
                       <w:color w:val="1A1A1A"/>
-                      <w:sz w:val="21"/>
+                      <w:sz w:val="22"/>
                       <w:szCs w:val="21"/>
                     </w:rPr>
                     <w:t xml:space="preserve">Count the triangles and the rectangles.</w:t>
@@ -3333,25 +3344,25 @@
                       <w:rFonts w:ascii="Avenir Next" w:hAnsi="Avenir Next" w:cs="Avenir Next" w:eastAsia="Avenir Next"/>
                       <w:b/>
                       <w:color w:val="003A70"/>
+                      <w:sz w:val="22"/>
+                      <w:szCs w:val="18"/>
+                    </w:rPr>
+                    <w:t xml:space="preserve">Step 2</w:t>
+                  </w:r>
+                  <w:r>
+                    <w:rPr>
+                      <w:rFonts w:ascii="Avenir Next" w:hAnsi="Avenir Next" w:cs="Avenir Next" w:eastAsia="Avenir Next"/>
+                      <w:color w:val="1A1A1A"/>
                       <w:sz w:val="18"/>
                       <w:szCs w:val="18"/>
                     </w:rPr>
-                    <w:t xml:space="preserve">Step 2</w:t>
-                  </w:r>
-                  <w:r>
-                    <w:rPr>
-                      <w:rFonts w:ascii="Avenir Next" w:hAnsi="Avenir Next" w:cs="Avenir Next" w:eastAsia="Avenir Next"/>
-                      <w:color w:val="1A1A1A"/>
-                      <w:sz w:val="18"/>
-                      <w:szCs w:val="18"/>
-                    </w:rPr>
                     <w:tab/>
                   </w:r>
                   <w:r>
                     <w:rPr>
                       <w:rFonts w:ascii="Avenir Next" w:hAnsi="Avenir Next" w:cs="Avenir Next" w:eastAsia="Avenir Next"/>
                       <w:color w:val="1A1A1A"/>
-                      <w:sz w:val="21"/>
+                      <w:sz w:val="22"/>
                       <w:szCs w:val="21"/>
                     </w:rPr>
                     <w:t xml:space="preserve">Two matching triangles + rectangles make a prism.</w:t>
@@ -3539,7 +3550,7 @@
                     <w:drawing>
                       <wp:inline distT="0" distB="0" distL="0" distR="0">
                         <wp:extent cx="1097280" cy="960351"/>
-                        <wp:docPr id="3" name="Figure 3"/>
+                        <wp:docPr id="3" name="Figure 3" descr="Net of a triangular prism: two triangles and three rectangles. Printed dimension labels: length: 9 cm; side: 4 cm."/>
                         <a:graphic xmlns:a="http://schemas.openxmlformats.org/drawingml/2006/main">
                           <a:graphicData uri="http://schemas.openxmlformats.org/drawingml/2006/picture">
                             <pic:pic xmlns:pic="http://schemas.openxmlformats.org/drawingml/2006/picture">
@@ -3675,25 +3686,25 @@
                 <w:rFonts w:ascii="Avenir Next" w:hAnsi="Avenir Next" w:cs="Avenir Next" w:eastAsia="Avenir Next"/>
                 <w:b/>
                 <w:color w:val="003A70"/>
+                <w:sz w:val="22"/>
+                <w:szCs w:val="18"/>
+              </w:rPr>
+              <w:t xml:space="preserve">Step 1</w:t>
+            </w:r>
+            <w:r>
+              <w:rPr>
+                <w:rFonts w:ascii="Avenir Next" w:hAnsi="Avenir Next" w:cs="Avenir Next" w:eastAsia="Avenir Next"/>
+                <w:color w:val="1A1A1A"/>
                 <w:sz w:val="18"/>
                 <w:szCs w:val="18"/>
               </w:rPr>
-              <w:t xml:space="preserve">Step 1</w:t>
-            </w:r>
-            <w:r>
-              <w:rPr>
-                <w:rFonts w:ascii="Avenir Next" w:hAnsi="Avenir Next" w:cs="Avenir Next" w:eastAsia="Avenir Next"/>
-                <w:color w:val="1A1A1A"/>
-                <w:sz w:val="18"/>
-                <w:szCs w:val="18"/>
-              </w:rPr>
               <w:tab/>
             </w:r>
             <w:r>
               <w:rPr>
                 <w:rFonts w:ascii="Avenir Next" w:hAnsi="Avenir Next" w:cs="Avenir Next" w:eastAsia="Avenir Next"/>
                 <w:color w:val="1A1A1A"/>
-                <w:sz w:val="21"/>
+                <w:sz w:val="22"/>
                 <w:szCs w:val="21"/>
               </w:rPr>
               <w:t xml:space="preserve">Two matching shapes: prism. One base + triangles: pyramid.</w:t>
@@ -3713,25 +3724,25 @@
                 <w:rFonts w:ascii="Avenir Next" w:hAnsi="Avenir Next" w:cs="Avenir Next" w:eastAsia="Avenir Next"/>
                 <w:b/>
                 <w:color w:val="003A70"/>
+                <w:sz w:val="22"/>
+                <w:szCs w:val="18"/>
+              </w:rPr>
+              <w:t xml:space="preserve">Step 2</w:t>
+            </w:r>
+            <w:r>
+              <w:rPr>
+                <w:rFonts w:ascii="Avenir Next" w:hAnsi="Avenir Next" w:cs="Avenir Next" w:eastAsia="Avenir Next"/>
+                <w:color w:val="1A1A1A"/>
                 <w:sz w:val="18"/>
                 <w:szCs w:val="18"/>
               </w:rPr>
-              <w:t xml:space="preserve">Step 2</w:t>
-            </w:r>
-            <w:r>
-              <w:rPr>
-                <w:rFonts w:ascii="Avenir Next" w:hAnsi="Avenir Next" w:cs="Avenir Next" w:eastAsia="Avenir Next"/>
-                <w:color w:val="1A1A1A"/>
-                <w:sz w:val="18"/>
-                <w:szCs w:val="18"/>
-              </w:rPr>
               <w:tab/>
             </w:r>
             <w:r>
               <w:rPr>
                 <w:rFonts w:ascii="Avenir Next" w:hAnsi="Avenir Next" w:cs="Avenir Next" w:eastAsia="Avenir Next"/>
                 <w:color w:val="1A1A1A"/>
-                <w:sz w:val="21"/>
+                <w:sz w:val="22"/>
                 <w:szCs w:val="21"/>
               </w:rPr>
               <w:t xml:space="preserve">Use the base shape in the name.</w:t>
@@ -4291,25 +4302,25 @@
                       <w:rFonts w:ascii="Avenir Next" w:hAnsi="Avenir Next" w:cs="Avenir Next" w:eastAsia="Avenir Next"/>
                       <w:b/>
                       <w:color w:val="003A70"/>
+                      <w:sz w:val="22"/>
+                      <w:szCs w:val="18"/>
+                    </w:rPr>
+                    <w:t xml:space="preserve">Step 1</w:t>
+                  </w:r>
+                  <w:r>
+                    <w:rPr>
+                      <w:rFonts w:ascii="Avenir Next" w:hAnsi="Avenir Next" w:cs="Avenir Next" w:eastAsia="Avenir Next"/>
+                      <w:color w:val="1A1A1A"/>
                       <w:sz w:val="18"/>
                       <w:szCs w:val="18"/>
                     </w:rPr>
-                    <w:t xml:space="preserve">Step 1</w:t>
-                  </w:r>
-                  <w:r>
-                    <w:rPr>
-                      <w:rFonts w:ascii="Avenir Next" w:hAnsi="Avenir Next" w:cs="Avenir Next" w:eastAsia="Avenir Next"/>
-                      <w:color w:val="1A1A1A"/>
-                      <w:sz w:val="18"/>
-                      <w:szCs w:val="18"/>
-                    </w:rPr>
                     <w:tab/>
                   </w:r>
                   <w:r>
                     <w:rPr>
                       <w:rFonts w:ascii="Avenir Next" w:hAnsi="Avenir Next" w:cs="Avenir Next" w:eastAsia="Avenir Next"/>
                       <w:color w:val="1A1A1A"/>
-                      <w:sz w:val="21"/>
+                      <w:sz w:val="22"/>
                       <w:szCs w:val="21"/>
                     </w:rPr>
                     <w:t xml:space="preserve">Base: 6 × 6.</w:t>
@@ -4329,25 +4340,25 @@
                       <w:rFonts w:ascii="Avenir Next" w:hAnsi="Avenir Next" w:cs="Avenir Next" w:eastAsia="Avenir Next"/>
                       <w:b/>
                       <w:color w:val="003A70"/>
+                      <w:sz w:val="22"/>
+                      <w:szCs w:val="18"/>
+                    </w:rPr>
+                    <w:t xml:space="preserve">Step 2</w:t>
+                  </w:r>
+                  <w:r>
+                    <w:rPr>
+                      <w:rFonts w:ascii="Avenir Next" w:hAnsi="Avenir Next" w:cs="Avenir Next" w:eastAsia="Avenir Next"/>
+                      <w:color w:val="1A1A1A"/>
                       <w:sz w:val="18"/>
                       <w:szCs w:val="18"/>
                     </w:rPr>
-                    <w:t xml:space="preserve">Step 2</w:t>
-                  </w:r>
-                  <w:r>
-                    <w:rPr>
-                      <w:rFonts w:ascii="Avenir Next" w:hAnsi="Avenir Next" w:cs="Avenir Next" w:eastAsia="Avenir Next"/>
-                      <w:color w:val="1A1A1A"/>
-                      <w:sz w:val="18"/>
-                      <w:szCs w:val="18"/>
-                    </w:rPr>
                     <w:tab/>
                   </w:r>
                   <w:r>
                     <w:rPr>
                       <w:rFonts w:ascii="Avenir Next" w:hAnsi="Avenir Next" w:cs="Avenir Next" w:eastAsia="Avenir Next"/>
                       <w:color w:val="1A1A1A"/>
-                      <w:sz w:val="21"/>
+                      <w:sz w:val="22"/>
                       <w:szCs w:val="21"/>
                     </w:rPr>
                     <w:t xml:space="preserve">One triangle: ½ × 6 × 5. Then multiply by 4.</w:t>
@@ -4553,7 +4564,7 @@
                     <w:drawing>
                       <wp:inline distT="0" distB="0" distL="0" distR="0">
                         <wp:extent cx="1188720" cy="1188720"/>
-                        <wp:docPr id="4" name="Figure 4"/>
+                        <wp:docPr id="4" name="Figure 4" descr="Net of a square pyramid: a square with one triangle on each side. Printed dimension labels: base: 6 in; slant: 5 in."/>
                         <a:graphic xmlns:a="http://schemas.openxmlformats.org/drawingml/2006/main">
                           <a:graphicData uri="http://schemas.openxmlformats.org/drawingml/2006/picture">
                             <pic:pic xmlns:pic="http://schemas.openxmlformats.org/drawingml/2006/picture">
@@ -4736,7 +4747,7 @@
                 <w:rFonts w:ascii="Avenir Next" w:hAnsi="Avenir Next" w:cs="Avenir Next" w:eastAsia="Avenir Next"/>
                 <w:b/>
                 <w:color w:val="1A1A1A"/>
-                <w:sz w:val="18"/>
+                <w:sz w:val="22"/>
                 <w:szCs w:val="18"/>
               </w:rPr>
               <w:t xml:space="preserve">Answer</w:t>
@@ -4761,6 +4772,7 @@
     </w:p>
     <w:p>
       <w:pPr>
+        <w:pStyle w:val="Heading2"/>
         <w:keepNext/>
         <w:pBdr>
           <w:bottom w:val="single" w:sz="8" w:space="3" w:color="003A70"/>
@@ -4776,7 +4788,7 @@
           <w:b/>
           <w:color w:val="003A70"/>
           <w:spacing w:val="14"/>
-          <w:sz w:val="21"/>
+          <w:sz w:val="22"/>
           <w:szCs w:val="21"/>
         </w:rPr>
         <w:t xml:space="preserve">TEST PRACTICE</w:t>
@@ -4795,7 +4807,7 @@
           <w:rFonts w:ascii="Avenir Next" w:hAnsi="Avenir Next" w:cs="Avenir Next" w:eastAsia="Avenir Next"/>
           <w:i/>
           <w:color w:val="5A5F66"/>
-          <w:sz w:val="17"/>
+          <w:sz w:val="22"/>
           <w:szCs w:val="17"/>
         </w:rPr>
         <w:t xml:space="preserve">choose the best answer</w:t>
@@ -4891,25 +4903,25 @@
                 <w:rFonts w:ascii="Avenir Next" w:hAnsi="Avenir Next" w:cs="Avenir Next" w:eastAsia="Avenir Next"/>
                 <w:b/>
                 <w:color w:val="003A70"/>
+                <w:sz w:val="22"/>
+                <w:szCs w:val="18"/>
+              </w:rPr>
+              <w:t xml:space="preserve">Step 1</w:t>
+            </w:r>
+            <w:r>
+              <w:rPr>
+                <w:rFonts w:ascii="Avenir Next" w:hAnsi="Avenir Next" w:cs="Avenir Next" w:eastAsia="Avenir Next"/>
+                <w:color w:val="1A1A1A"/>
                 <w:sz w:val="18"/>
                 <w:szCs w:val="18"/>
               </w:rPr>
-              <w:t xml:space="preserve">Step 1</w:t>
-            </w:r>
-            <w:r>
-              <w:rPr>
-                <w:rFonts w:ascii="Avenir Next" w:hAnsi="Avenir Next" w:cs="Avenir Next" w:eastAsia="Avenir Next"/>
-                <w:color w:val="1A1A1A"/>
-                <w:sz w:val="18"/>
-                <w:szCs w:val="18"/>
-              </w:rPr>
               <w:tab/>
             </w:r>
             <w:r>
               <w:rPr>
                 <w:rFonts w:ascii="Avenir Next" w:hAnsi="Avenir Next" w:cs="Avenir Next" w:eastAsia="Avenir Next"/>
                 <w:color w:val="1A1A1A"/>
-                <w:sz w:val="21"/>
+                <w:sz w:val="22"/>
                 <w:szCs w:val="21"/>
               </w:rPr>
               <w:t xml:space="preserve">Count the edges on each triangle end.</w:t>
@@ -4929,25 +4941,25 @@
                 <w:rFonts w:ascii="Avenir Next" w:hAnsi="Avenir Next" w:cs="Avenir Next" w:eastAsia="Avenir Next"/>
                 <w:b/>
                 <w:color w:val="003A70"/>
+                <w:sz w:val="22"/>
+                <w:szCs w:val="18"/>
+              </w:rPr>
+              <w:t xml:space="preserve">Step 2</w:t>
+            </w:r>
+            <w:r>
+              <w:rPr>
+                <w:rFonts w:ascii="Avenir Next" w:hAnsi="Avenir Next" w:cs="Avenir Next" w:eastAsia="Avenir Next"/>
+                <w:color w:val="1A1A1A"/>
                 <w:sz w:val="18"/>
                 <w:szCs w:val="18"/>
               </w:rPr>
-              <w:t xml:space="preserve">Step 2</w:t>
-            </w:r>
-            <w:r>
-              <w:rPr>
-                <w:rFonts w:ascii="Avenir Next" w:hAnsi="Avenir Next" w:cs="Avenir Next" w:eastAsia="Avenir Next"/>
-                <w:color w:val="1A1A1A"/>
-                <w:sz w:val="18"/>
-                <w:szCs w:val="18"/>
-              </w:rPr>
               <w:tab/>
             </w:r>
             <w:r>
               <w:rPr>
                 <w:rFonts w:ascii="Avenir Next" w:hAnsi="Avenir Next" w:cs="Avenir Next" w:eastAsia="Avenir Next"/>
                 <w:color w:val="1A1A1A"/>
-                <w:sz w:val="21"/>
+                <w:sz w:val="22"/>
                 <w:szCs w:val="21"/>
               </w:rPr>
               <w:t xml:space="preserve">Add the edges that join the two ends.</w:t>
@@ -5003,25 +5015,25 @@
                       <w:rFonts w:ascii="Avenir Next" w:hAnsi="Avenir Next" w:cs="Avenir Next" w:eastAsia="Avenir Next"/>
                       <w:b/>
                       <w:color w:val="003A70"/>
+                      <w:sz w:val="22"/>
+                      <w:szCs w:val="21"/>
+                    </w:rPr>
+                    <w:t xml:space="preserve">A</w:t>
+                  </w:r>
+                  <w:r>
+                    <w:rPr>
+                      <w:rFonts w:ascii="Avenir Next" w:hAnsi="Avenir Next" w:cs="Avenir Next" w:eastAsia="Avenir Next"/>
+                      <w:color w:val="1A1A1A"/>
                       <w:sz w:val="21"/>
                       <w:szCs w:val="21"/>
                     </w:rPr>
-                    <w:t xml:space="preserve">A</w:t>
-                  </w:r>
-                  <w:r>
-                    <w:rPr>
-                      <w:rFonts w:ascii="Avenir Next" w:hAnsi="Avenir Next" w:cs="Avenir Next" w:eastAsia="Avenir Next"/>
-                      <w:color w:val="1A1A1A"/>
-                      <w:sz w:val="21"/>
-                      <w:szCs w:val="21"/>
-                    </w:rPr>
                     <w:tab/>
                   </w:r>
                   <w:r>
                     <w:rPr>
                       <w:rFonts w:ascii="Avenir Next" w:hAnsi="Avenir Next" w:cs="Avenir Next" w:eastAsia="Avenir Next"/>
                       <w:color w:val="1A1A1A"/>
-                      <w:sz w:val="21"/>
+                      <w:sz w:val="22"/>
                       <w:szCs w:val="21"/>
                     </w:rPr>
                     <w:t xml:space="preserve">5</w:t>
@@ -5046,25 +5058,25 @@
                       <w:rFonts w:ascii="Avenir Next" w:hAnsi="Avenir Next" w:cs="Avenir Next" w:eastAsia="Avenir Next"/>
                       <w:b/>
                       <w:color w:val="003A70"/>
+                      <w:sz w:val="22"/>
+                      <w:szCs w:val="21"/>
+                    </w:rPr>
+                    <w:t xml:space="preserve">B</w:t>
+                  </w:r>
+                  <w:r>
+                    <w:rPr>
+                      <w:rFonts w:ascii="Avenir Next" w:hAnsi="Avenir Next" w:cs="Avenir Next" w:eastAsia="Avenir Next"/>
+                      <w:color w:val="1A1A1A"/>
                       <w:sz w:val="21"/>
                       <w:szCs w:val="21"/>
                     </w:rPr>
-                    <w:t xml:space="preserve">B</w:t>
-                  </w:r>
-                  <w:r>
-                    <w:rPr>
-                      <w:rFonts w:ascii="Avenir Next" w:hAnsi="Avenir Next" w:cs="Avenir Next" w:eastAsia="Avenir Next"/>
-                      <w:color w:val="1A1A1A"/>
-                      <w:sz w:val="21"/>
-                      <w:szCs w:val="21"/>
-                    </w:rPr>
                     <w:tab/>
                   </w:r>
                   <w:r>
                     <w:rPr>
                       <w:rFonts w:ascii="Avenir Next" w:hAnsi="Avenir Next" w:cs="Avenir Next" w:eastAsia="Avenir Next"/>
                       <w:color w:val="1A1A1A"/>
-                      <w:sz w:val="21"/>
+                      <w:sz w:val="22"/>
                       <w:szCs w:val="21"/>
                     </w:rPr>
                     <w:t xml:space="preserve">6</w:t>
@@ -5089,25 +5101,25 @@
                       <w:rFonts w:ascii="Avenir Next" w:hAnsi="Avenir Next" w:cs="Avenir Next" w:eastAsia="Avenir Next"/>
                       <w:b/>
                       <w:color w:val="003A70"/>
+                      <w:sz w:val="22"/>
+                      <w:szCs w:val="21"/>
+                    </w:rPr>
+                    <w:t xml:space="preserve">C</w:t>
+                  </w:r>
+                  <w:r>
+                    <w:rPr>
+                      <w:rFonts w:ascii="Avenir Next" w:hAnsi="Avenir Next" w:cs="Avenir Next" w:eastAsia="Avenir Next"/>
+                      <w:color w:val="1A1A1A"/>
                       <w:sz w:val="21"/>
                       <w:szCs w:val="21"/>
                     </w:rPr>
-                    <w:t xml:space="preserve">C</w:t>
-                  </w:r>
-                  <w:r>
-                    <w:rPr>
-                      <w:rFonts w:ascii="Avenir Next" w:hAnsi="Avenir Next" w:cs="Avenir Next" w:eastAsia="Avenir Next"/>
-                      <w:color w:val="1A1A1A"/>
-                      <w:sz w:val="21"/>
-                      <w:szCs w:val="21"/>
-                    </w:rPr>
                     <w:tab/>
                   </w:r>
                   <w:r>
                     <w:rPr>
                       <w:rFonts w:ascii="Avenir Next" w:hAnsi="Avenir Next" w:cs="Avenir Next" w:eastAsia="Avenir Next"/>
                       <w:color w:val="1A1A1A"/>
-                      <w:sz w:val="21"/>
+                      <w:sz w:val="22"/>
                       <w:szCs w:val="21"/>
                     </w:rPr>
                     <w:t xml:space="preserve">9</w:t>
@@ -5132,25 +5144,25 @@
                       <w:rFonts w:ascii="Avenir Next" w:hAnsi="Avenir Next" w:cs="Avenir Next" w:eastAsia="Avenir Next"/>
                       <w:b/>
                       <w:color w:val="003A70"/>
+                      <w:sz w:val="22"/>
+                      <w:szCs w:val="21"/>
+                    </w:rPr>
+                    <w:t xml:space="preserve">D</w:t>
+                  </w:r>
+                  <w:r>
+                    <w:rPr>
+                      <w:rFonts w:ascii="Avenir Next" w:hAnsi="Avenir Next" w:cs="Avenir Next" w:eastAsia="Avenir Next"/>
+                      <w:color w:val="1A1A1A"/>
                       <w:sz w:val="21"/>
                       <w:szCs w:val="21"/>
                     </w:rPr>
-                    <w:t xml:space="preserve">D</w:t>
-                  </w:r>
-                  <w:r>
-                    <w:rPr>
-                      <w:rFonts w:ascii="Avenir Next" w:hAnsi="Avenir Next" w:cs="Avenir Next" w:eastAsia="Avenir Next"/>
-                      <w:color w:val="1A1A1A"/>
-                      <w:sz w:val="21"/>
-                      <w:szCs w:val="21"/>
-                    </w:rPr>
                     <w:tab/>
                   </w:r>
                   <w:r>
                     <w:rPr>
                       <w:rFonts w:ascii="Avenir Next" w:hAnsi="Avenir Next" w:cs="Avenir Next" w:eastAsia="Avenir Next"/>
                       <w:color w:val="1A1A1A"/>
-                      <w:sz w:val="21"/>
+                      <w:sz w:val="22"/>
                       <w:szCs w:val="21"/>
                     </w:rPr>
                     <w:t xml:space="preserve">12</w:t>
@@ -5298,25 +5310,25 @@
                       <w:rFonts w:ascii="Avenir Next" w:hAnsi="Avenir Next" w:cs="Avenir Next" w:eastAsia="Avenir Next"/>
                       <w:b/>
                       <w:color w:val="003A70"/>
+                      <w:sz w:val="22"/>
+                      <w:szCs w:val="21"/>
+                    </w:rPr>
+                    <w:t xml:space="preserve">A</w:t>
+                  </w:r>
+                  <w:r>
+                    <w:rPr>
+                      <w:rFonts w:ascii="Avenir Next" w:hAnsi="Avenir Next" w:cs="Avenir Next" w:eastAsia="Avenir Next"/>
+                      <w:color w:val="1A1A1A"/>
                       <w:sz w:val="21"/>
                       <w:szCs w:val="21"/>
                     </w:rPr>
-                    <w:t xml:space="preserve">A</w:t>
-                  </w:r>
-                  <w:r>
-                    <w:rPr>
-                      <w:rFonts w:ascii="Avenir Next" w:hAnsi="Avenir Next" w:cs="Avenir Next" w:eastAsia="Avenir Next"/>
-                      <w:color w:val="1A1A1A"/>
-                      <w:sz w:val="21"/>
-                      <w:szCs w:val="21"/>
-                    </w:rPr>
                     <w:tab/>
                   </w:r>
                   <w:r>
                     <w:rPr>
                       <w:rFonts w:ascii="Avenir Next" w:hAnsi="Avenir Next" w:cs="Avenir Next" w:eastAsia="Avenir Next"/>
                       <w:color w:val="1A1A1A"/>
-                      <w:sz w:val="21"/>
+                      <w:sz w:val="22"/>
                       <w:szCs w:val="21"/>
                     </w:rPr>
                     <w:t xml:space="preserve">6</w:t>
@@ -5341,25 +5353,25 @@
                       <w:rFonts w:ascii="Avenir Next" w:hAnsi="Avenir Next" w:cs="Avenir Next" w:eastAsia="Avenir Next"/>
                       <w:b/>
                       <w:color w:val="003A70"/>
+                      <w:sz w:val="22"/>
+                      <w:szCs w:val="21"/>
+                    </w:rPr>
+                    <w:t xml:space="preserve">B</w:t>
+                  </w:r>
+                  <w:r>
+                    <w:rPr>
+                      <w:rFonts w:ascii="Avenir Next" w:hAnsi="Avenir Next" w:cs="Avenir Next" w:eastAsia="Avenir Next"/>
+                      <w:color w:val="1A1A1A"/>
                       <w:sz w:val="21"/>
                       <w:szCs w:val="21"/>
                     </w:rPr>
-                    <w:t xml:space="preserve">B</w:t>
-                  </w:r>
-                  <w:r>
-                    <w:rPr>
-                      <w:rFonts w:ascii="Avenir Next" w:hAnsi="Avenir Next" w:cs="Avenir Next" w:eastAsia="Avenir Next"/>
-                      <w:color w:val="1A1A1A"/>
-                      <w:sz w:val="21"/>
-                      <w:szCs w:val="21"/>
-                    </w:rPr>
                     <w:tab/>
                   </w:r>
                   <w:r>
                     <w:rPr>
                       <w:rFonts w:ascii="Avenir Next" w:hAnsi="Avenir Next" w:cs="Avenir Next" w:eastAsia="Avenir Next"/>
                       <w:color w:val="1A1A1A"/>
-                      <w:sz w:val="21"/>
+                      <w:sz w:val="22"/>
                       <w:szCs w:val="21"/>
                     </w:rPr>
                     <w:t xml:space="preserve">7</w:t>
@@ -5384,25 +5396,25 @@
                       <w:rFonts w:ascii="Avenir Next" w:hAnsi="Avenir Next" w:cs="Avenir Next" w:eastAsia="Avenir Next"/>
                       <w:b/>
                       <w:color w:val="003A70"/>
+                      <w:sz w:val="22"/>
+                      <w:szCs w:val="21"/>
+                    </w:rPr>
+                    <w:t xml:space="preserve">C</w:t>
+                  </w:r>
+                  <w:r>
+                    <w:rPr>
+                      <w:rFonts w:ascii="Avenir Next" w:hAnsi="Avenir Next" w:cs="Avenir Next" w:eastAsia="Avenir Next"/>
+                      <w:color w:val="1A1A1A"/>
                       <w:sz w:val="21"/>
                       <w:szCs w:val="21"/>
                     </w:rPr>
-                    <w:t xml:space="preserve">C</w:t>
-                  </w:r>
-                  <w:r>
-                    <w:rPr>
-                      <w:rFonts w:ascii="Avenir Next" w:hAnsi="Avenir Next" w:cs="Avenir Next" w:eastAsia="Avenir Next"/>
-                      <w:color w:val="1A1A1A"/>
-                      <w:sz w:val="21"/>
-                      <w:szCs w:val="21"/>
-                    </w:rPr>
                     <w:tab/>
                   </w:r>
                   <w:r>
                     <w:rPr>
                       <w:rFonts w:ascii="Avenir Next" w:hAnsi="Avenir Next" w:cs="Avenir Next" w:eastAsia="Avenir Next"/>
                       <w:color w:val="1A1A1A"/>
-                      <w:sz w:val="21"/>
+                      <w:sz w:val="22"/>
                       <w:szCs w:val="21"/>
                     </w:rPr>
                     <w:t xml:space="preserve">8</w:t>
@@ -5427,25 +5439,25 @@
                       <w:rFonts w:ascii="Avenir Next" w:hAnsi="Avenir Next" w:cs="Avenir Next" w:eastAsia="Avenir Next"/>
                       <w:b/>
                       <w:color w:val="003A70"/>
+                      <w:sz w:val="22"/>
+                      <w:szCs w:val="21"/>
+                    </w:rPr>
+                    <w:t xml:space="preserve">D</w:t>
+                  </w:r>
+                  <w:r>
+                    <w:rPr>
+                      <w:rFonts w:ascii="Avenir Next" w:hAnsi="Avenir Next" w:cs="Avenir Next" w:eastAsia="Avenir Next"/>
+                      <w:color w:val="1A1A1A"/>
                       <w:sz w:val="21"/>
                       <w:szCs w:val="21"/>
                     </w:rPr>
-                    <w:t xml:space="preserve">D</w:t>
-                  </w:r>
-                  <w:r>
-                    <w:rPr>
-                      <w:rFonts w:ascii="Avenir Next" w:hAnsi="Avenir Next" w:cs="Avenir Next" w:eastAsia="Avenir Next"/>
-                      <w:color w:val="1A1A1A"/>
-                      <w:sz w:val="21"/>
-                      <w:szCs w:val="21"/>
-                    </w:rPr>
                     <w:tab/>
                   </w:r>
                   <w:r>
                     <w:rPr>
                       <w:rFonts w:ascii="Avenir Next" w:hAnsi="Avenir Next" w:cs="Avenir Next" w:eastAsia="Avenir Next"/>
                       <w:color w:val="1A1A1A"/>
-                      <w:sz w:val="21"/>
+                      <w:sz w:val="22"/>
                       <w:szCs w:val="21"/>
                     </w:rPr>
                     <w:t xml:space="preserve">12</w:t>
@@ -5511,6 +5523,7 @@
           </w:tcPr>
           <w:p>
             <w:pPr>
+              <w:pStyle w:val="Heading2"/>
               <w:spacing w:before="0" w:after="0" w:line="240" w:lineRule="auto"/>
             </w:pPr>
             <w:r>
@@ -5548,7 +5561,7 @@
               <w:rPr>
                 <w:rFonts w:ascii="Avenir Next" w:hAnsi="Avenir Next" w:cs="Avenir Next" w:eastAsia="Avenir Next"/>
                 <w:color w:val="1A1A1A"/>
-                <w:sz w:val="17"/>
+                <w:sz w:val="22"/>
                 <w:szCs w:val="17"/>
               </w:rPr>
               <w:t xml:space="preserve">  I can do this on my own</w:t>
@@ -5577,7 +5590,7 @@
               <w:rPr>
                 <w:rFonts w:ascii="Avenir Next" w:hAnsi="Avenir Next" w:cs="Avenir Next" w:eastAsia="Avenir Next"/>
                 <w:color w:val="1A1A1A"/>
-                <w:sz w:val="17"/>
+                <w:sz w:val="22"/>
                 <w:szCs w:val="17"/>
               </w:rPr>
               <w:t xml:space="preserve">  I need a little help</w:t>
@@ -5606,7 +5619,7 @@
               <w:rPr>
                 <w:rFonts w:ascii="Avenir Next" w:hAnsi="Avenir Next" w:cs="Avenir Next" w:eastAsia="Avenir Next"/>
                 <w:color w:val="1A1A1A"/>
-                <w:sz w:val="17"/>
+                <w:sz w:val="22"/>
                 <w:szCs w:val="17"/>
               </w:rPr>
               <w:t xml:space="preserve">  I have a question about #</w:t>
@@ -5644,7 +5657,7 @@
         <w:rPr>
           <w:rFonts w:ascii="Avenir Next" w:hAnsi="Avenir Next" w:cs="Avenir Next" w:eastAsia="Avenir Next"/>
           <w:color w:val="5A5F66"/>
-          <w:sz w:val="17"/>
+          <w:sz w:val="22"/>
           <w:szCs w:val="17"/>
         </w:rPr>
         <w:t xml:space="preserve">Find a box at home. Tell someone what shapes its net would have and how many of each.</w:t>
@@ -5738,7 +5751,106 @@
               <w:sz w:val="15"/>
               <w:szCs w:val="15"/>
             </w:rPr>
-            <w:t xml:space="preserve">Lesson 5-6  ·  Homework Packet  ·  Level 1</w:t>
+            <w:t xml:space="preserve">5-6 · Page </w:t>
+          </w:r>
+          <w:r>
+            <w:rPr>
+              <w:rFonts w:ascii="Avenir Next" w:hAnsi="Avenir Next" w:cs="Avenir Next" w:eastAsia="Avenir Next"/>
+              <w:color w:val="5A5F66"/>
+              <w:sz w:val="15"/>
+              <w:szCs w:val="15"/>
+            </w:rPr>
+            <w:fldChar w:fldCharType="begin"/>
+          </w:r>
+          <w:r>
+            <w:rPr>
+              <w:rFonts w:ascii="Avenir Next" w:hAnsi="Avenir Next" w:cs="Avenir Next" w:eastAsia="Avenir Next"/>
+              <w:color w:val="5A5F66"/>
+              <w:sz w:val="15"/>
+              <w:szCs w:val="15"/>
+            </w:rPr>
+            <w:instrText xml:space="preserve"> PAGE </w:instrText>
+          </w:r>
+          <w:r>
+            <w:rPr>
+              <w:rFonts w:ascii="Avenir Next" w:hAnsi="Avenir Next" w:cs="Avenir Next" w:eastAsia="Avenir Next"/>
+              <w:color w:val="5A5F66"/>
+              <w:sz w:val="15"/>
+              <w:szCs w:val="15"/>
+            </w:rPr>
+            <w:fldChar w:fldCharType="separate"/>
+          </w:r>
+          <w:r>
+            <w:rPr>
+              <w:rFonts w:ascii="Avenir Next" w:hAnsi="Avenir Next" w:cs="Avenir Next" w:eastAsia="Avenir Next"/>
+              <w:color w:val="5A5F66"/>
+              <w:sz w:val="15"/>
+              <w:szCs w:val="15"/>
+            </w:rPr>
+            <w:t xml:space="preserve">1</w:t>
+          </w:r>
+          <w:r>
+            <w:rPr>
+              <w:rFonts w:ascii="Avenir Next" w:hAnsi="Avenir Next" w:cs="Avenir Next" w:eastAsia="Avenir Next"/>
+              <w:color w:val="5A5F66"/>
+              <w:sz w:val="15"/>
+              <w:szCs w:val="15"/>
+            </w:rPr>
+            <w:fldChar w:fldCharType="end"/>
+          </w:r>
+          <w:r>
+            <w:rPr>
+              <w:rFonts w:ascii="Avenir Next" w:hAnsi="Avenir Next" w:cs="Avenir Next" w:eastAsia="Avenir Next"/>
+              <w:color w:val="5A5F66"/>
+              <w:sz w:val="15"/>
+              <w:szCs w:val="15"/>
+            </w:rPr>
+            <w:t xml:space="preserve"> of </w:t>
+          </w:r>
+          <w:r>
+            <w:rPr>
+              <w:rFonts w:ascii="Avenir Next" w:hAnsi="Avenir Next" w:cs="Avenir Next" w:eastAsia="Avenir Next"/>
+              <w:color w:val="5A5F66"/>
+              <w:sz w:val="15"/>
+              <w:szCs w:val="15"/>
+            </w:rPr>
+            <w:fldChar w:fldCharType="begin"/>
+          </w:r>
+          <w:r>
+            <w:rPr>
+              <w:rFonts w:ascii="Avenir Next" w:hAnsi="Avenir Next" w:cs="Avenir Next" w:eastAsia="Avenir Next"/>
+              <w:color w:val="5A5F66"/>
+              <w:sz w:val="15"/>
+              <w:szCs w:val="15"/>
+            </w:rPr>
+            <w:instrText xml:space="preserve"> NUMPAGES </w:instrText>
+          </w:r>
+          <w:r>
+            <w:rPr>
+              <w:rFonts w:ascii="Avenir Next" w:hAnsi="Avenir Next" w:cs="Avenir Next" w:eastAsia="Avenir Next"/>
+              <w:color w:val="5A5F66"/>
+              <w:sz w:val="15"/>
+              <w:szCs w:val="15"/>
+            </w:rPr>
+            <w:fldChar w:fldCharType="separate"/>
+          </w:r>
+          <w:r>
+            <w:rPr>
+              <w:rFonts w:ascii="Avenir Next" w:hAnsi="Avenir Next" w:cs="Avenir Next" w:eastAsia="Avenir Next"/>
+              <w:color w:val="5A5F66"/>
+              <w:sz w:val="15"/>
+              <w:szCs w:val="15"/>
+            </w:rPr>
+            <w:t xml:space="preserve">1</w:t>
+          </w:r>
+          <w:r>
+            <w:rPr>
+              <w:rFonts w:ascii="Avenir Next" w:hAnsi="Avenir Next" w:cs="Avenir Next" w:eastAsia="Avenir Next"/>
+              <w:color w:val="5A5F66"/>
+              <w:sz w:val="15"/>
+              <w:szCs w:val="15"/>
+            </w:rPr>
+            <w:fldChar w:fldCharType="end"/>
           </w:r>
         </w:p>
       </w:tc>
@@ -5781,5 +5893,23 @@
       </w:tblCellMar>
     </w:tblPr>
   </w:style>
+  <w:style w:type="paragraph" w:styleId="Heading1">
+    <w:name w:val="heading 1"/>
+    <w:basedOn w:val="Normal"/>
+    <w:pPr>
+      <w:outlineLvl w:val="0"/>
+      <w:keepNext w:val="0"/>
+      <w:keepLines w:val="0"/>
+    </w:pPr>
+  </w:style>
+  <w:style w:type="paragraph" w:styleId="Heading2">
+    <w:name w:val="heading 2"/>
+    <w:basedOn w:val="Normal"/>
+    <w:pPr>
+      <w:outlineLvl w:val="1"/>
+      <w:keepNext w:val="0"/>
+      <w:keepLines w:val="0"/>
+    </w:pPr>
+  </w:style>
 </w:styles>
 </file>